--- a/mit044-especificacao/assets/template-mit044.docx
+++ b/mit044-especificacao/assets/template-mit044.docx
@@ -10,23 +10,47 @@
         <w:spacing w:line="240" w:lineRule="auto"/>
         <w:rPr>
           <w:rFonts w:ascii="Verdana" w:eastAsia="Verdana" w:hAnsi="Verdana" w:cs="Verdana"/>
-        </w:rPr>
-      </w:pPr>
-      <w:bookmarkStart w:id="0" w:name="_heading=h.94lw90l7kd2t" w:colFirst="0" w:colLast="0"/>
+          <w:color w:val="00C9EB"/>
+        </w:rPr>
+      </w:pPr>
+      <w:bookmarkStart w:id="0" w:name="_qd5dai9uo9du" w:colFirst="0" w:colLast="0"/>
       <w:bookmarkEnd w:id="0"/>
+    </w:p>
+    <w:p>
+      <w:pPr>
+        <w:rPr>
+          <w:rFonts w:ascii="Verdana" w:eastAsia="Verdana" w:hAnsi="Verdana" w:cs="Verdana"/>
+          <w:b/>
+          <w:bCs/>
+          <w:color w:val="00C9EB"/>
+          <w:sz w:val="32"/>
+          <w:szCs w:val="32"/>
+        </w:rPr>
+      </w:pPr>
       <w:r>
         <w:rPr>
           <w:rFonts w:ascii="Verdana" w:eastAsia="Verdana" w:hAnsi="Verdana" w:cs="Verdana"/>
+          <w:b/>
+          <w:bCs/>
           <w:color w:val="00C9EB"/>
+          <w:sz w:val="32"/>
+          <w:szCs w:val="32"/>
         </w:rPr>
         <w:t>Ambientação</w:t>
       </w:r>
+    </w:p>
+    <w:p>
+      <w:pPr>
+        <w:rPr>
+          <w:rFonts w:ascii="Verdana" w:eastAsia="Verdana" w:hAnsi="Verdana" w:cs="Verdana"/>
+        </w:rPr>
+      </w:pPr>
     </w:p>
     <w:tbl>
       <w:tblPr>
         <w:tblStyle w:val="a"/>
-        <w:tblW w:w="10335" w:type="dxa"/>
-        <w:tblInd w:w="-15" w:type="dxa"/>
+        <w:tblW w:w="10320" w:type="dxa"/>
+        <w:tblInd w:w="0" w:type="dxa"/>
         <w:tblBorders>
           <w:top w:val="single" w:sz="12" w:space="0" w:color="008000"/>
           <w:left w:val="nil"/>
@@ -39,7 +63,7 @@
         <w:tblLook w:val="0000" w:firstRow="0" w:lastRow="0" w:firstColumn="0" w:lastColumn="0" w:noHBand="0" w:noVBand="0"/>
       </w:tblPr>
       <w:tblGrid>
-        <w:gridCol w:w="6435"/>
+        <w:gridCol w:w="6420"/>
         <w:gridCol w:w="3900"/>
       </w:tblGrid>
       <w:tr>
@@ -48,7 +72,7 @@
         </w:trPr>
         <w:tc>
           <w:tcPr>
-            <w:tcW w:w="10335" w:type="dxa"/>
+            <w:tcW w:w="10320" w:type="dxa"/>
             <w:gridSpan w:val="2"/>
             <w:tcBorders>
               <w:top w:val="single" w:sz="4" w:space="0" w:color="A44DFF"/>
@@ -67,7 +91,7 @@
                 <w:rFonts w:ascii="Verdana" w:eastAsia="Verdana" w:hAnsi="Verdana" w:cs="Verdana"/>
                 <w:b/>
                 <w:bCs/>
-                <w:color w:val="002233"/>
+                <w:color w:val="7F7A7F"/>
                 <w:sz w:val="24"/>
                 <w:szCs w:val="24"/>
               </w:rPr>
@@ -81,7 +105,7 @@
         </w:trPr>
         <w:tc>
           <w:tcPr>
-            <w:tcW w:w="6435" w:type="dxa"/>
+            <w:tcW w:w="6420" w:type="dxa"/>
             <w:tcBorders>
               <w:top w:val="single" w:sz="4" w:space="0" w:color="A44DFF"/>
               <w:left w:val="single" w:sz="4" w:space="0" w:color="A44DFF"/>
@@ -95,24 +119,21 @@
               <w:spacing w:line="240" w:lineRule="auto"/>
               <w:rPr>
                 <w:rFonts w:ascii="Verdana" w:eastAsia="Verdana" w:hAnsi="Verdana" w:cs="Verdana"/>
-                <w:color w:val="434343"/>
-              </w:rPr>
-            </w:pPr>
-            <w:r>
-              <w:rPr>
-                <w:rFonts w:ascii="Verdana" w:eastAsia="Verdana" w:hAnsi="Verdana" w:cs="Verdana"/>
                 <w:b/>
                 <w:bCs/>
                 <w:color w:val="434343"/>
               </w:rPr>
+            </w:pPr>
+            <w:r>
+              <w:rPr>
+                <w:rFonts w:ascii="Verdana" w:eastAsia="Verdana" w:hAnsi="Verdana" w:cs="Verdana"/>
+                <w:b/>
+                <w:bCs/>
+                <w:color w:val="434343"/>
+              </w:rPr>
               <w:t xml:space="preserve">Nome do cliente: </w:t>
             </w:r>
-            <w:r>
-              <w:rPr>
-                <w:rFonts w:ascii="Verdana" w:eastAsia="Verdana" w:hAnsi="Verdana" w:cs="Verdana"/>
-                <w:color w:val="434343"/>
-              </w:rPr>
-            </w:r>
+            <w:r/>
           </w:p>
         </w:tc>
         <w:tc>
@@ -143,13 +164,7 @@
               </w:rPr>
               <w:t xml:space="preserve">Código de cliente: </w:t>
             </w:r>
-            <w:r>
-              <w:rPr>
-                <w:rFonts w:ascii="Verdana" w:eastAsia="Verdana" w:hAnsi="Verdana" w:cs="Verdana"/>
-                <w:color w:val="091A22"/>
-                <w:shd w:val="clear" w:color="auto" w:fill="FBFCFE"/>
-              </w:rPr>
-            </w:r>
+            <w:r/>
           </w:p>
         </w:tc>
       </w:tr>
@@ -159,7 +174,7 @@
         </w:trPr>
         <w:tc>
           <w:tcPr>
-            <w:tcW w:w="6435" w:type="dxa"/>
+            <w:tcW w:w="6420" w:type="dxa"/>
             <w:tcBorders>
               <w:top w:val="single" w:sz="4" w:space="0" w:color="A44DFF"/>
               <w:left w:val="single" w:sz="4" w:space="0" w:color="A44DFF"/>
@@ -173,17 +188,19 @@
               <w:spacing w:line="240" w:lineRule="auto"/>
               <w:rPr>
                 <w:rFonts w:ascii="Verdana" w:eastAsia="Verdana" w:hAnsi="Verdana" w:cs="Verdana"/>
-                <w:color w:val="434343"/>
-              </w:rPr>
-            </w:pPr>
-            <w:r>
-              <w:rPr>
-                <w:rFonts w:ascii="Verdana" w:eastAsia="Verdana" w:hAnsi="Verdana" w:cs="Verdana"/>
                 <w:b/>
                 <w:bCs/>
                 <w:color w:val="434343"/>
               </w:rPr>
-              <w:t>Nome do projeto:</w:t>
+            </w:pPr>
+            <w:r>
+              <w:rPr>
+                <w:rFonts w:ascii="Verdana" w:eastAsia="Verdana" w:hAnsi="Verdana" w:cs="Verdana"/>
+                <w:b/>
+                <w:bCs/>
+                <w:color w:val="434343"/>
+              </w:rPr>
+              <w:t xml:space="preserve">Nome do projeto: </w:t>
             </w:r>
             <w:r>
               <w:rPr>
@@ -209,31 +226,25 @@
               <w:spacing w:line="240" w:lineRule="auto"/>
               <w:rPr>
                 <w:rFonts w:ascii="Verdana" w:eastAsia="Verdana" w:hAnsi="Verdana" w:cs="Verdana"/>
-                <w:color w:val="434343"/>
-                <w:sz w:val="16"/>
-                <w:szCs w:val="16"/>
-              </w:rPr>
-            </w:pPr>
-            <w:r>
-              <w:rPr>
-                <w:rFonts w:ascii="Verdana" w:eastAsia="Verdana" w:hAnsi="Verdana" w:cs="Verdana"/>
                 <w:b/>
                 <w:bCs/>
                 <w:color w:val="434343"/>
               </w:rPr>
-              <w:t>Código do projeto:</w:t>
-            </w:r>
-            <w:r>
-              <w:rPr>
-                <w:rFonts w:ascii="Verdana" w:eastAsia="Verdana" w:hAnsi="Verdana" w:cs="Verdana"/>
+            </w:pPr>
+            <w:r>
+              <w:rPr>
+                <w:rFonts w:ascii="Verdana" w:eastAsia="Verdana" w:hAnsi="Verdana" w:cs="Verdana"/>
+                <w:b/>
+                <w:bCs/>
                 <w:color w:val="434343"/>
               </w:rPr>
-            </w:r>
-            <w:r>
-              <w:rPr>
-                <w:rFonts w:ascii="Verdana" w:eastAsia="Verdana" w:hAnsi="Verdana" w:cs="Verdana"/>
-                <w:color w:val="091A22"/>
-                <w:shd w:val="clear" w:color="auto" w:fill="FBFCFE"/>
+              <w:t xml:space="preserve">Código do projeto: </w:t>
+            </w:r>
+            <w:r>
+              <w:rPr>
+                <w:rFonts w:ascii="Verdana" w:eastAsia="Verdana" w:hAnsi="Verdana" w:cs="Verdana"/>
+                <w:bCs/>
+                <w:color w:val="434343"/>
               </w:rPr>
             </w:r>
           </w:p>
@@ -245,7 +256,7 @@
         </w:trPr>
         <w:tc>
           <w:tcPr>
-            <w:tcW w:w="6435" w:type="dxa"/>
+            <w:tcW w:w="6420" w:type="dxa"/>
             <w:tcBorders>
               <w:top w:val="single" w:sz="4" w:space="0" w:color="A44DFF"/>
               <w:left w:val="single" w:sz="4" w:space="0" w:color="A44DFF"/>
@@ -269,7 +280,7 @@
                 <w:bCs/>
                 <w:color w:val="434343"/>
               </w:rPr>
-              <w:t>Segmento cliente:</w:t>
+              <w:t xml:space="preserve">Segmento cliente: </w:t>
             </w:r>
             <w:r>
               <w:rPr>
@@ -305,7 +316,7 @@
                 <w:bCs/>
                 <w:color w:val="434343"/>
               </w:rPr>
-              <w:t>Unidade TOTVS:</w:t>
+              <w:t xml:space="preserve">Unidade TOTVS: </w:t>
             </w:r>
             <w:r>
               <w:rPr>
@@ -322,7 +333,7 @@
         </w:trPr>
         <w:tc>
           <w:tcPr>
-            <w:tcW w:w="6435" w:type="dxa"/>
+            <w:tcW w:w="6420" w:type="dxa"/>
             <w:tcBorders>
               <w:top w:val="single" w:sz="4" w:space="0" w:color="A44DFF"/>
               <w:left w:val="single" w:sz="4" w:space="0" w:color="A44DFF"/>
@@ -346,7 +357,7 @@
                 <w:bCs/>
                 <w:color w:val="434343"/>
               </w:rPr>
-              <w:t>Data:</w:t>
+              <w:t xml:space="preserve">Data: </w:t>
             </w:r>
             <w:r>
               <w:rPr>
@@ -384,12 +395,7 @@
               </w:rPr>
               <w:t xml:space="preserve">Proposta comercial: </w:t>
             </w:r>
-            <w:r>
-              <w:rPr>
-                <w:rFonts w:ascii="Verdana" w:eastAsia="Verdana" w:hAnsi="Verdana" w:cs="Verdana"/>
-                <w:color w:val="434343"/>
-              </w:rPr>
-            </w:r>
+            <w:r/>
           </w:p>
         </w:tc>
       </w:tr>
@@ -399,7 +405,7 @@
         </w:trPr>
         <w:tc>
           <w:tcPr>
-            <w:tcW w:w="10335" w:type="dxa"/>
+            <w:tcW w:w="10320" w:type="dxa"/>
             <w:gridSpan w:val="2"/>
             <w:tcBorders>
               <w:top w:val="single" w:sz="4" w:space="0" w:color="A44DFF"/>
@@ -424,7 +430,7 @@
                 <w:bCs/>
                 <w:color w:val="434343"/>
               </w:rPr>
-              <w:t>Gerente/Coordenador TOTVS:</w:t>
+              <w:t xml:space="preserve">Gerente/Coordenador TOTVS: </w:t>
             </w:r>
             <w:r>
               <w:rPr>
@@ -441,7 +447,7 @@
         </w:trPr>
         <w:tc>
           <w:tcPr>
-            <w:tcW w:w="10335" w:type="dxa"/>
+            <w:tcW w:w="10320" w:type="dxa"/>
             <w:gridSpan w:val="2"/>
             <w:tcBorders>
               <w:top w:val="single" w:sz="8" w:space="0" w:color="A44DFF"/>
@@ -466,7 +472,7 @@
                 <w:bCs/>
                 <w:color w:val="434343"/>
               </w:rPr>
-              <w:t>Gerente/Coordenador cliente:</w:t>
+              <w:t xml:space="preserve">Gerente/Coordenador cliente: </w:t>
             </w:r>
             <w:r>
               <w:rPr>
@@ -480,33 +486,662 @@
     </w:tbl>
     <w:p>
       <w:pPr>
+        <w:pStyle w:val="Ttulo1"/>
+        <w:rPr>
+          <w:rFonts w:ascii="Verdana" w:eastAsia="Verdana" w:hAnsi="Verdana" w:cs="Verdana"/>
+          <w:color w:val="00C9EB"/>
+        </w:rPr>
+      </w:pPr>
+      <w:bookmarkStart w:id="1" w:name="_51nxp9r6ro9o" w:colFirst="0" w:colLast="0"/>
+      <w:bookmarkEnd w:id="1"/>
+    </w:p>
+    <w:p>
+      <w:pPr>
+        <w:pStyle w:val="Ttulo1"/>
+        <w:rPr>
+          <w:rFonts w:ascii="Verdana" w:eastAsia="Verdana" w:hAnsi="Verdana" w:cs="Verdana"/>
+          <w:color w:val="00C9EB"/>
+        </w:rPr>
+      </w:pPr>
+      <w:bookmarkStart w:id="2" w:name="_odn1fxgfr5wx" w:colFirst="0" w:colLast="0"/>
+      <w:bookmarkEnd w:id="2"/>
+    </w:p>
+    <w:p>
+      <w:pPr>
+        <w:pStyle w:val="Ttulo1"/>
+        <w:rPr>
+          <w:rFonts w:ascii="Verdana" w:eastAsia="Verdana" w:hAnsi="Verdana" w:cs="Verdana"/>
+          <w:color w:val="00C9EB"/>
+        </w:rPr>
+      </w:pPr>
+      <w:bookmarkStart w:id="3" w:name="_e89n8l28lbmn" w:colFirst="0" w:colLast="0"/>
+      <w:bookmarkStart w:id="4" w:name="_Toc236128556"/>
+      <w:bookmarkEnd w:id="3"/>
+      <w:r>
+        <w:rPr>
+          <w:rFonts w:ascii="Verdana" w:eastAsia="Verdana" w:hAnsi="Verdana" w:cs="Verdana"/>
+          <w:color w:val="00C9EB"/>
+        </w:rPr>
+        <w:t>Histórico de Versões</w:t>
+      </w:r>
+      <w:bookmarkEnd w:id="4"/>
+      <w:r>
+        <w:rPr>
+          <w:rFonts w:ascii="Verdana" w:eastAsia="Verdana" w:hAnsi="Verdana" w:cs="Verdana"/>
+          <w:color w:val="00C9EB"/>
+        </w:rPr>
+        <w:t xml:space="preserve"> </w:t>
+      </w:r>
+    </w:p>
+    <w:p>
+      <w:pPr>
+        <w:spacing w:line="240" w:lineRule="auto"/>
+        <w:jc w:val="both"/>
+        <w:rPr>
+          <w:rFonts w:ascii="Verdana" w:eastAsia="Verdana" w:hAnsi="Verdana" w:cs="Verdana"/>
+          <w:color w:val="7F7A7F"/>
+        </w:rPr>
+      </w:pPr>
+    </w:p>
+    <w:p>
+      <w:pPr>
+        <w:spacing w:line="240" w:lineRule="auto"/>
+        <w:jc w:val="both"/>
+        <w:rPr>
+          <w:rFonts w:ascii="Verdana" w:eastAsia="Verdana" w:hAnsi="Verdana" w:cs="Verdana"/>
+          <w:color w:val="7F7A7F"/>
+        </w:rPr>
+      </w:pPr>
+    </w:p>
+    <w:tbl>
+      <w:tblPr>
+        <w:tblStyle w:val="a0"/>
+        <w:tblW w:w="10500" w:type="dxa"/>
+        <w:jc w:val="center"/>
+        <w:tblInd w:w="0" w:type="dxa"/>
+        <w:tblBorders>
+          <w:top w:val="single" w:sz="4" w:space="0" w:color="7F7F7F"/>
+          <w:left w:val="single" w:sz="4" w:space="0" w:color="7F7F7F"/>
+          <w:bottom w:val="single" w:sz="4" w:space="0" w:color="7F7F7F"/>
+          <w:right w:val="single" w:sz="4" w:space="0" w:color="7F7F7F"/>
+          <w:insideH w:val="single" w:sz="4" w:space="0" w:color="7F7F7F"/>
+          <w:insideV w:val="single" w:sz="4" w:space="0" w:color="7F7F7F"/>
+        </w:tblBorders>
+        <w:tblLayout w:type="fixed"/>
+        <w:tblLook w:val="0400" w:firstRow="0" w:lastRow="0" w:firstColumn="0" w:lastColumn="0" w:noHBand="0" w:noVBand="1"/>
+      </w:tblPr>
+      <w:tblGrid>
+        <w:gridCol w:w="1590"/>
+        <w:gridCol w:w="2055"/>
+        <w:gridCol w:w="2805"/>
+        <w:gridCol w:w="4050"/>
+      </w:tblGrid>
+      <w:tr>
+        <w:trPr>
+          <w:trHeight w:val="315"/>
+          <w:jc w:val="center"/>
+        </w:trPr>
+        <w:tc>
+          <w:tcPr>
+            <w:tcW w:w="1590" w:type="dxa"/>
+            <w:tcBorders>
+              <w:top w:val="single" w:sz="4" w:space="0" w:color="A44DFF"/>
+              <w:left w:val="single" w:sz="4" w:space="0" w:color="A44DFF"/>
+              <w:bottom w:val="single" w:sz="4" w:space="0" w:color="A44DFF"/>
+              <w:right w:val="single" w:sz="4" w:space="0" w:color="A44DFF"/>
+            </w:tcBorders>
+            <w:shd w:val="clear" w:color="auto" w:fill="7F7A7F"/>
+            <w:vAlign w:val="center"/>
+          </w:tcPr>
+          <w:p>
+            <w:pPr>
+              <w:spacing w:line="240" w:lineRule="auto"/>
+              <w:jc w:val="center"/>
+              <w:rPr>
+                <w:rFonts w:ascii="Verdana" w:eastAsia="Verdana" w:hAnsi="Verdana" w:cs="Verdana"/>
+                <w:b/>
+                <w:bCs/>
+                <w:color w:val="FFFFFF"/>
+                <w:sz w:val="22"/>
+                <w:szCs w:val="22"/>
+              </w:rPr>
+            </w:pPr>
+            <w:r>
+              <w:rPr>
+                <w:rFonts w:ascii="Verdana" w:eastAsia="Verdana" w:hAnsi="Verdana" w:cs="Verdana"/>
+                <w:b/>
+                <w:bCs/>
+                <w:color w:val="FFFFFF"/>
+                <w:sz w:val="18"/>
+                <w:szCs w:val="18"/>
+              </w:rPr>
+              <w:t>Data</w:t>
+            </w:r>
+          </w:p>
+        </w:tc>
+        <w:tc>
+          <w:tcPr>
+            <w:tcW w:w="2055" w:type="dxa"/>
+            <w:tcBorders>
+              <w:top w:val="single" w:sz="4" w:space="0" w:color="A44DFF"/>
+              <w:left w:val="single" w:sz="4" w:space="0" w:color="A44DFF"/>
+              <w:bottom w:val="single" w:sz="4" w:space="0" w:color="A44DFF"/>
+              <w:right w:val="single" w:sz="4" w:space="0" w:color="A44DFF"/>
+            </w:tcBorders>
+            <w:shd w:val="clear" w:color="auto" w:fill="7F7A7F"/>
+            <w:vAlign w:val="center"/>
+          </w:tcPr>
+          <w:p>
+            <w:pPr>
+              <w:spacing w:line="240" w:lineRule="auto"/>
+              <w:jc w:val="center"/>
+              <w:rPr>
+                <w:rFonts w:ascii="Verdana" w:eastAsia="Verdana" w:hAnsi="Verdana" w:cs="Verdana"/>
+                <w:b/>
+                <w:bCs/>
+                <w:color w:val="FFFFFF"/>
+                <w:sz w:val="22"/>
+                <w:szCs w:val="22"/>
+              </w:rPr>
+            </w:pPr>
+            <w:r>
+              <w:rPr>
+                <w:rFonts w:ascii="Verdana" w:eastAsia="Verdana" w:hAnsi="Verdana" w:cs="Verdana"/>
+                <w:b/>
+                <w:bCs/>
+                <w:color w:val="FFFFFF"/>
+                <w:sz w:val="18"/>
+                <w:szCs w:val="18"/>
+              </w:rPr>
+              <w:t xml:space="preserve"> Versão</w:t>
+            </w:r>
+          </w:p>
+        </w:tc>
+        <w:tc>
+          <w:tcPr>
+            <w:tcW w:w="2805" w:type="dxa"/>
+            <w:tcBorders>
+              <w:top w:val="single" w:sz="4" w:space="0" w:color="A44DFF"/>
+              <w:left w:val="single" w:sz="4" w:space="0" w:color="A44DFF"/>
+              <w:bottom w:val="single" w:sz="4" w:space="0" w:color="A44DFF"/>
+              <w:right w:val="single" w:sz="4" w:space="0" w:color="A44DFF"/>
+            </w:tcBorders>
+            <w:shd w:val="clear" w:color="auto" w:fill="7F7A7F"/>
+            <w:vAlign w:val="center"/>
+          </w:tcPr>
+          <w:p>
+            <w:pPr>
+              <w:spacing w:line="240" w:lineRule="auto"/>
+              <w:jc w:val="center"/>
+              <w:rPr>
+                <w:rFonts w:ascii="Verdana" w:eastAsia="Verdana" w:hAnsi="Verdana" w:cs="Verdana"/>
+                <w:b/>
+                <w:bCs/>
+                <w:color w:val="FFFFFF"/>
+                <w:sz w:val="18"/>
+                <w:szCs w:val="18"/>
+              </w:rPr>
+            </w:pPr>
+            <w:r>
+              <w:rPr>
+                <w:rFonts w:ascii="Verdana" w:eastAsia="Verdana" w:hAnsi="Verdana" w:cs="Verdana"/>
+                <w:b/>
+                <w:bCs/>
+                <w:color w:val="FFFFFF"/>
+                <w:sz w:val="18"/>
+                <w:szCs w:val="18"/>
+              </w:rPr>
+              <w:t>Criado/Modificado por</w:t>
+            </w:r>
+          </w:p>
+        </w:tc>
+        <w:tc>
+          <w:tcPr>
+            <w:tcW w:w="4050" w:type="dxa"/>
+            <w:tcBorders>
+              <w:top w:val="single" w:sz="4" w:space="0" w:color="A44DFF"/>
+              <w:left w:val="single" w:sz="4" w:space="0" w:color="A44DFF"/>
+              <w:bottom w:val="single" w:sz="4" w:space="0" w:color="A44DFF"/>
+              <w:right w:val="single" w:sz="4" w:space="0" w:color="A44DFF"/>
+            </w:tcBorders>
+            <w:shd w:val="clear" w:color="auto" w:fill="7F7A7F"/>
+            <w:vAlign w:val="center"/>
+          </w:tcPr>
+          <w:p>
+            <w:pPr>
+              <w:spacing w:line="240" w:lineRule="auto"/>
+              <w:jc w:val="center"/>
+              <w:rPr>
+                <w:rFonts w:ascii="Verdana" w:eastAsia="Verdana" w:hAnsi="Verdana" w:cs="Verdana"/>
+                <w:b/>
+                <w:bCs/>
+                <w:color w:val="FFFFFF"/>
+                <w:sz w:val="22"/>
+                <w:szCs w:val="22"/>
+              </w:rPr>
+            </w:pPr>
+            <w:r>
+              <w:rPr>
+                <w:rFonts w:ascii="Verdana" w:eastAsia="Verdana" w:hAnsi="Verdana" w:cs="Verdana"/>
+                <w:b/>
+                <w:bCs/>
+                <w:color w:val="FFFFFF"/>
+                <w:sz w:val="18"/>
+                <w:szCs w:val="18"/>
+              </w:rPr>
+              <w:t>Descrição da Mudança</w:t>
+            </w:r>
+          </w:p>
+        </w:tc>
+      </w:tr>
+      <w:tr>
+        <w:trPr>
+          <w:trHeight w:val="300"/>
+          <w:jc w:val="center"/>
+        </w:trPr>
+        <w:tc>
+          <w:tcPr>
+            <w:tcW w:w="1590" w:type="dxa"/>
+            <w:tcBorders>
+              <w:top w:val="single" w:sz="4" w:space="0" w:color="A44DFF"/>
+              <w:left w:val="single" w:sz="4" w:space="0" w:color="A44DFF"/>
+              <w:bottom w:val="single" w:sz="4" w:space="0" w:color="A44DFF"/>
+              <w:right w:val="single" w:sz="4" w:space="0" w:color="A44DFF"/>
+            </w:tcBorders>
+            <w:vAlign w:val="center"/>
+          </w:tcPr>
+          <w:p>
+            <w:pPr>
+              <w:spacing w:line="240" w:lineRule="auto"/>
+              <w:rPr>
+                <w:rFonts w:ascii="Verdana" w:eastAsia="Verdana" w:hAnsi="Verdana" w:cs="Verdana"/>
+                <w:color w:val="7F7A7F"/>
+              </w:rPr>
+            </w:pPr>
+            <w:r/>
+          </w:p>
+        </w:tc>
+        <w:tc>
+          <w:tcPr>
+            <w:tcW w:w="2055" w:type="dxa"/>
+            <w:tcBorders>
+              <w:top w:val="single" w:sz="4" w:space="0" w:color="A44DFF"/>
+              <w:left w:val="single" w:sz="4" w:space="0" w:color="A44DFF"/>
+              <w:bottom w:val="single" w:sz="4" w:space="0" w:color="A44DFF"/>
+              <w:right w:val="single" w:sz="4" w:space="0" w:color="A44DFF"/>
+            </w:tcBorders>
+            <w:vAlign w:val="center"/>
+          </w:tcPr>
+          <w:p>
+            <w:pPr>
+              <w:spacing w:line="240" w:lineRule="auto"/>
+              <w:jc w:val="center"/>
+              <w:rPr>
+                <w:rFonts w:ascii="Verdana" w:eastAsia="Verdana" w:hAnsi="Verdana" w:cs="Verdana"/>
+                <w:color w:val="7F7A7F"/>
+              </w:rPr>
+            </w:pPr>
+            <w:r/>
+          </w:p>
+        </w:tc>
+        <w:tc>
+          <w:tcPr>
+            <w:tcW w:w="2805" w:type="dxa"/>
+            <w:tcBorders>
+              <w:top w:val="single" w:sz="4" w:space="0" w:color="A44DFF"/>
+              <w:left w:val="single" w:sz="4" w:space="0" w:color="A44DFF"/>
+              <w:bottom w:val="single" w:sz="4" w:space="0" w:color="A44DFF"/>
+              <w:right w:val="single" w:sz="4" w:space="0" w:color="A44DFF"/>
+            </w:tcBorders>
+            <w:vAlign w:val="center"/>
+          </w:tcPr>
+          <w:p>
+            <w:pPr>
+              <w:spacing w:line="240" w:lineRule="auto"/>
+              <w:jc w:val="both"/>
+              <w:rPr>
+                <w:rFonts w:ascii="Verdana" w:eastAsia="Verdana" w:hAnsi="Verdana" w:cs="Verdana"/>
+                <w:color w:val="7F7A7F"/>
+              </w:rPr>
+            </w:pPr>
+            <w:r/>
+          </w:p>
+        </w:tc>
+        <w:tc>
+          <w:tcPr>
+            <w:tcW w:w="4050" w:type="dxa"/>
+            <w:tcBorders>
+              <w:top w:val="single" w:sz="4" w:space="0" w:color="A44DFF"/>
+              <w:left w:val="single" w:sz="4" w:space="0" w:color="A44DFF"/>
+              <w:bottom w:val="single" w:sz="4" w:space="0" w:color="A44DFF"/>
+              <w:right w:val="single" w:sz="4" w:space="0" w:color="A44DFF"/>
+            </w:tcBorders>
+            <w:vAlign w:val="center"/>
+          </w:tcPr>
+          <w:p>
+            <w:pPr>
+              <w:spacing w:line="240" w:lineRule="auto"/>
+              <w:jc w:val="both"/>
+              <w:rPr>
+                <w:rFonts w:ascii="Verdana" w:eastAsia="Verdana" w:hAnsi="Verdana" w:cs="Verdana"/>
+                <w:color w:val="7F7A7F"/>
+              </w:rPr>
+            </w:pPr>
+            <w:r/>
+          </w:p>
+        </w:tc>
+      </w:tr>
+      <w:tr>
+        <w:trPr>
+          <w:trHeight w:val="330"/>
+          <w:jc w:val="center"/>
+        </w:trPr>
+        <w:tc>
+          <w:tcPr>
+            <w:tcW w:w="1590" w:type="dxa"/>
+            <w:tcBorders>
+              <w:top w:val="single" w:sz="4" w:space="0" w:color="A44DFF"/>
+              <w:left w:val="single" w:sz="4" w:space="0" w:color="A44DFF"/>
+              <w:bottom w:val="single" w:sz="4" w:space="0" w:color="A44DFF"/>
+              <w:right w:val="single" w:sz="4" w:space="0" w:color="A44DFF"/>
+            </w:tcBorders>
+            <w:vAlign w:val="center"/>
+          </w:tcPr>
+          <w:p>
+            <w:pPr>
+              <w:widowControl w:val="0"/>
+              <w:spacing w:line="240" w:lineRule="auto"/>
+              <w:rPr>
+                <w:rFonts w:ascii="Verdana" w:eastAsia="Verdana" w:hAnsi="Verdana" w:cs="Verdana"/>
+                <w:color w:val="7F7A7F"/>
+              </w:rPr>
+            </w:pPr>
+          </w:p>
+        </w:tc>
+        <w:tc>
+          <w:tcPr>
+            <w:tcW w:w="2055" w:type="dxa"/>
+            <w:tcBorders>
+              <w:top w:val="single" w:sz="4" w:space="0" w:color="A44DFF"/>
+              <w:left w:val="single" w:sz="4" w:space="0" w:color="A44DFF"/>
+              <w:bottom w:val="single" w:sz="4" w:space="0" w:color="A44DFF"/>
+              <w:right w:val="single" w:sz="4" w:space="0" w:color="A44DFF"/>
+            </w:tcBorders>
+            <w:vAlign w:val="center"/>
+          </w:tcPr>
+          <w:p>
+            <w:pPr>
+              <w:widowControl w:val="0"/>
+              <w:spacing w:line="240" w:lineRule="auto"/>
+              <w:rPr>
+                <w:rFonts w:ascii="Verdana" w:eastAsia="Verdana" w:hAnsi="Verdana" w:cs="Verdana"/>
+                <w:color w:val="7F7A7F"/>
+              </w:rPr>
+            </w:pPr>
+          </w:p>
+        </w:tc>
+        <w:tc>
+          <w:tcPr>
+            <w:tcW w:w="2805" w:type="dxa"/>
+            <w:tcBorders>
+              <w:top w:val="single" w:sz="4" w:space="0" w:color="A44DFF"/>
+              <w:left w:val="single" w:sz="4" w:space="0" w:color="A44DFF"/>
+              <w:bottom w:val="single" w:sz="4" w:space="0" w:color="A44DFF"/>
+              <w:right w:val="single" w:sz="4" w:space="0" w:color="A44DFF"/>
+            </w:tcBorders>
+            <w:vAlign w:val="center"/>
+          </w:tcPr>
+          <w:p>
+            <w:pPr>
+              <w:widowControl w:val="0"/>
+              <w:spacing w:line="240" w:lineRule="auto"/>
+              <w:rPr>
+                <w:rFonts w:ascii="Verdana" w:eastAsia="Verdana" w:hAnsi="Verdana" w:cs="Verdana"/>
+                <w:color w:val="7F7A7F"/>
+              </w:rPr>
+            </w:pPr>
+          </w:p>
+        </w:tc>
+        <w:tc>
+          <w:tcPr>
+            <w:tcW w:w="4050" w:type="dxa"/>
+            <w:tcBorders>
+              <w:top w:val="single" w:sz="4" w:space="0" w:color="A44DFF"/>
+              <w:left w:val="single" w:sz="4" w:space="0" w:color="A44DFF"/>
+              <w:bottom w:val="single" w:sz="4" w:space="0" w:color="A44DFF"/>
+              <w:right w:val="single" w:sz="4" w:space="0" w:color="A44DFF"/>
+            </w:tcBorders>
+            <w:vAlign w:val="center"/>
+          </w:tcPr>
+          <w:p>
+            <w:pPr>
+              <w:widowControl w:val="0"/>
+              <w:spacing w:line="240" w:lineRule="auto"/>
+              <w:rPr>
+                <w:rFonts w:ascii="Verdana" w:eastAsia="Verdana" w:hAnsi="Verdana" w:cs="Verdana"/>
+                <w:color w:val="7F7A7F"/>
+              </w:rPr>
+            </w:pPr>
+          </w:p>
+        </w:tc>
+      </w:tr>
+      <w:tr>
+        <w:trPr>
+          <w:trHeight w:val="375"/>
+          <w:jc w:val="center"/>
+        </w:trPr>
+        <w:tc>
+          <w:tcPr>
+            <w:tcW w:w="1590" w:type="dxa"/>
+            <w:tcBorders>
+              <w:top w:val="single" w:sz="4" w:space="0" w:color="A44DFF"/>
+              <w:left w:val="single" w:sz="4" w:space="0" w:color="A44DFF"/>
+              <w:bottom w:val="single" w:sz="4" w:space="0" w:color="A44DFF"/>
+              <w:right w:val="single" w:sz="4" w:space="0" w:color="A44DFF"/>
+            </w:tcBorders>
+            <w:vAlign w:val="center"/>
+          </w:tcPr>
+          <w:p>
+            <w:pPr>
+              <w:widowControl w:val="0"/>
+              <w:spacing w:line="240" w:lineRule="auto"/>
+              <w:rPr>
+                <w:rFonts w:ascii="Verdana" w:eastAsia="Verdana" w:hAnsi="Verdana" w:cs="Verdana"/>
+                <w:color w:val="7F7A7F"/>
+              </w:rPr>
+            </w:pPr>
+          </w:p>
+        </w:tc>
+        <w:tc>
+          <w:tcPr>
+            <w:tcW w:w="2055" w:type="dxa"/>
+            <w:tcBorders>
+              <w:top w:val="single" w:sz="4" w:space="0" w:color="A44DFF"/>
+              <w:left w:val="single" w:sz="4" w:space="0" w:color="A44DFF"/>
+              <w:bottom w:val="single" w:sz="4" w:space="0" w:color="A44DFF"/>
+              <w:right w:val="single" w:sz="4" w:space="0" w:color="A44DFF"/>
+            </w:tcBorders>
+            <w:vAlign w:val="center"/>
+          </w:tcPr>
+          <w:p>
+            <w:pPr>
+              <w:widowControl w:val="0"/>
+              <w:spacing w:line="240" w:lineRule="auto"/>
+              <w:rPr>
+                <w:rFonts w:ascii="Verdana" w:eastAsia="Verdana" w:hAnsi="Verdana" w:cs="Verdana"/>
+                <w:color w:val="7F7A7F"/>
+              </w:rPr>
+            </w:pPr>
+          </w:p>
+        </w:tc>
+        <w:tc>
+          <w:tcPr>
+            <w:tcW w:w="2805" w:type="dxa"/>
+            <w:tcBorders>
+              <w:top w:val="single" w:sz="4" w:space="0" w:color="A44DFF"/>
+              <w:left w:val="single" w:sz="4" w:space="0" w:color="A44DFF"/>
+              <w:bottom w:val="single" w:sz="4" w:space="0" w:color="A44DFF"/>
+              <w:right w:val="single" w:sz="4" w:space="0" w:color="A44DFF"/>
+            </w:tcBorders>
+            <w:vAlign w:val="center"/>
+          </w:tcPr>
+          <w:p>
+            <w:pPr>
+              <w:widowControl w:val="0"/>
+              <w:spacing w:line="240" w:lineRule="auto"/>
+              <w:rPr>
+                <w:rFonts w:ascii="Verdana" w:eastAsia="Verdana" w:hAnsi="Verdana" w:cs="Verdana"/>
+                <w:color w:val="7F7A7F"/>
+              </w:rPr>
+            </w:pPr>
+          </w:p>
+        </w:tc>
+        <w:tc>
+          <w:tcPr>
+            <w:tcW w:w="4050" w:type="dxa"/>
+            <w:tcBorders>
+              <w:top w:val="single" w:sz="4" w:space="0" w:color="A44DFF"/>
+              <w:left w:val="single" w:sz="4" w:space="0" w:color="A44DFF"/>
+              <w:bottom w:val="single" w:sz="4" w:space="0" w:color="A44DFF"/>
+              <w:right w:val="single" w:sz="4" w:space="0" w:color="A44DFF"/>
+            </w:tcBorders>
+            <w:vAlign w:val="center"/>
+          </w:tcPr>
+          <w:p>
+            <w:pPr>
+              <w:widowControl w:val="0"/>
+              <w:spacing w:line="240" w:lineRule="auto"/>
+              <w:rPr>
+                <w:rFonts w:ascii="Verdana" w:eastAsia="Verdana" w:hAnsi="Verdana" w:cs="Verdana"/>
+                <w:color w:val="7F7A7F"/>
+              </w:rPr>
+            </w:pPr>
+          </w:p>
+        </w:tc>
+      </w:tr>
+      <w:tr>
+        <w:trPr>
+          <w:trHeight w:val="330"/>
+          <w:jc w:val="center"/>
+        </w:trPr>
+        <w:tc>
+          <w:tcPr>
+            <w:tcW w:w="1590" w:type="dxa"/>
+            <w:tcBorders>
+              <w:top w:val="single" w:sz="4" w:space="0" w:color="A44DFF"/>
+              <w:left w:val="single" w:sz="4" w:space="0" w:color="A44DFF"/>
+              <w:bottom w:val="single" w:sz="4" w:space="0" w:color="A44DFF"/>
+              <w:right w:val="single" w:sz="4" w:space="0" w:color="A44DFF"/>
+            </w:tcBorders>
+            <w:vAlign w:val="center"/>
+          </w:tcPr>
+          <w:p>
+            <w:pPr>
+              <w:widowControl w:val="0"/>
+              <w:spacing w:line="240" w:lineRule="auto"/>
+              <w:rPr>
+                <w:rFonts w:ascii="Verdana" w:eastAsia="Verdana" w:hAnsi="Verdana" w:cs="Verdana"/>
+                <w:color w:val="7F7A7F"/>
+              </w:rPr>
+            </w:pPr>
+          </w:p>
+        </w:tc>
+        <w:tc>
+          <w:tcPr>
+            <w:tcW w:w="2055" w:type="dxa"/>
+            <w:tcBorders>
+              <w:top w:val="single" w:sz="4" w:space="0" w:color="A44DFF"/>
+              <w:left w:val="single" w:sz="4" w:space="0" w:color="A44DFF"/>
+              <w:bottom w:val="single" w:sz="4" w:space="0" w:color="A44DFF"/>
+              <w:right w:val="single" w:sz="4" w:space="0" w:color="A44DFF"/>
+            </w:tcBorders>
+            <w:vAlign w:val="center"/>
+          </w:tcPr>
+          <w:p>
+            <w:pPr>
+              <w:widowControl w:val="0"/>
+              <w:spacing w:line="240" w:lineRule="auto"/>
+              <w:rPr>
+                <w:rFonts w:ascii="Verdana" w:eastAsia="Verdana" w:hAnsi="Verdana" w:cs="Verdana"/>
+                <w:color w:val="7F7A7F"/>
+              </w:rPr>
+            </w:pPr>
+          </w:p>
+        </w:tc>
+        <w:tc>
+          <w:tcPr>
+            <w:tcW w:w="2805" w:type="dxa"/>
+            <w:tcBorders>
+              <w:top w:val="single" w:sz="4" w:space="0" w:color="A44DFF"/>
+              <w:left w:val="single" w:sz="4" w:space="0" w:color="A44DFF"/>
+              <w:bottom w:val="single" w:sz="4" w:space="0" w:color="A44DFF"/>
+              <w:right w:val="single" w:sz="4" w:space="0" w:color="A44DFF"/>
+            </w:tcBorders>
+            <w:vAlign w:val="center"/>
+          </w:tcPr>
+          <w:p>
+            <w:pPr>
+              <w:widowControl w:val="0"/>
+              <w:spacing w:line="240" w:lineRule="auto"/>
+              <w:rPr>
+                <w:rFonts w:ascii="Verdana" w:eastAsia="Verdana" w:hAnsi="Verdana" w:cs="Verdana"/>
+                <w:color w:val="7F7A7F"/>
+              </w:rPr>
+            </w:pPr>
+          </w:p>
+        </w:tc>
+        <w:tc>
+          <w:tcPr>
+            <w:tcW w:w="4050" w:type="dxa"/>
+            <w:tcBorders>
+              <w:top w:val="single" w:sz="4" w:space="0" w:color="A44DFF"/>
+              <w:left w:val="single" w:sz="4" w:space="0" w:color="A44DFF"/>
+              <w:bottom w:val="single" w:sz="4" w:space="0" w:color="A44DFF"/>
+              <w:right w:val="single" w:sz="4" w:space="0" w:color="A44DFF"/>
+            </w:tcBorders>
+            <w:vAlign w:val="center"/>
+          </w:tcPr>
+          <w:p>
+            <w:pPr>
+              <w:widowControl w:val="0"/>
+              <w:spacing w:line="240" w:lineRule="auto"/>
+              <w:rPr>
+                <w:rFonts w:ascii="Verdana" w:eastAsia="Verdana" w:hAnsi="Verdana" w:cs="Verdana"/>
+                <w:color w:val="7F7A7F"/>
+              </w:rPr>
+            </w:pPr>
+          </w:p>
+        </w:tc>
+      </w:tr>
+    </w:tbl>
+    <w:p>
+      <w:pPr>
         <w:pStyle w:val="Ttulo"/>
         <w:keepNext w:val="0"/>
         <w:keepLines w:val="0"/>
         <w:spacing w:line="240" w:lineRule="auto"/>
         <w:rPr>
           <w:rFonts w:ascii="Verdana" w:eastAsia="Verdana" w:hAnsi="Verdana" w:cs="Verdana"/>
-          <w:color w:val="0897E9"/>
-          <w:sz w:val="28"/>
-          <w:szCs w:val="28"/>
-        </w:rPr>
-      </w:pPr>
-      <w:bookmarkStart w:id="1" w:name="_heading=h.pdbetpdxban5" w:colFirst="0" w:colLast="0"/>
-      <w:bookmarkEnd w:id="1"/>
+          <w:color w:val="00C9EB"/>
+        </w:rPr>
+      </w:pPr>
+      <w:bookmarkStart w:id="5" w:name="_vr3llfzh4p2d" w:colFirst="0" w:colLast="0"/>
+      <w:bookmarkEnd w:id="5"/>
     </w:p>
+    <w:p/>
     <w:p>
       <w:pPr>
         <w:pStyle w:val="Ttulo"/>
         <w:keepNext w:val="0"/>
         <w:keepLines w:val="0"/>
-        <w:spacing w:before="240" w:line="240" w:lineRule="auto"/>
+        <w:spacing w:line="240" w:lineRule="auto"/>
         <w:rPr>
           <w:rFonts w:ascii="Verdana" w:eastAsia="Verdana" w:hAnsi="Verdana" w:cs="Verdana"/>
           <w:color w:val="0897E9"/>
-          <w:sz w:val="28"/>
-          <w:szCs w:val="28"/>
-        </w:rPr>
-      </w:pPr>
+        </w:rPr>
+      </w:pPr>
+      <w:bookmarkStart w:id="6" w:name="_dfdx1b7zzwkf" w:colFirst="0" w:colLast="0"/>
+      <w:bookmarkEnd w:id="6"/>
       <w:r>
         <w:rPr>
           <w:rFonts w:ascii="Verdana" w:eastAsia="Verdana" w:hAnsi="Verdana" w:cs="Verdana"/>
@@ -524,7 +1159,7 @@
     </w:p>
     <w:sdt>
       <w:sdtPr>
-        <w:id w:val="-180890241"/>
+        <w:id w:val="-705258924"/>
         <w:docPartObj>
           <w:docPartGallery w:val="Table of Contents"/>
           <w:docPartUnique/>
@@ -533,165 +1168,568 @@
       <w:sdtContent>
         <w:p>
           <w:pPr>
-            <w:widowControl w:val="0"/>
+            <w:pStyle w:val="Sumrio1"/>
             <w:tabs>
-              <w:tab w:val="right" w:pos="12000"/>
+              <w:tab w:val="right" w:leader="dot" w:pos="10483"/>
             </w:tabs>
-            <w:spacing w:before="60" w:line="240" w:lineRule="auto"/>
-            <w:ind w:left="360"/>
             <w:rPr>
-              <w:rFonts w:ascii="Verdana" w:eastAsia="Verdana" w:hAnsi="Verdana" w:cs="Verdana"/>
-              <w:color w:val="000000"/>
+              <w:noProof/>
             </w:rPr>
           </w:pPr>
           <w:r>
             <w:fldChar w:fldCharType="begin"/>
           </w:r>
           <w:r>
-            <w:instrText xml:space="preserve"> TOC \h \u \z \t "Heading 1,1,Heading 2,2,Heading 3,3,Heading 4,4,Heading 5,5,Heading 6,6,"</w:instrText>
+            <w:instrText xml:space="preserve"> TOC \o "1-2" \h \u \z </w:instrText>
           </w:r>
           <w:r>
             <w:fldChar w:fldCharType="separate"/>
           </w:r>
-          <w:hyperlink w:anchor="_heading=h.pmcft68wttq5">
-            <w:r>
-              <w:rPr>
-                <w:rFonts w:ascii="Verdana" w:eastAsia="Verdana" w:hAnsi="Verdana" w:cs="Verdana"/>
-                <w:color w:val="000000"/>
-              </w:rPr>
-              <w:t>a. Processo Atual</w:t>
-            </w:r>
-            <w:r>
-              <w:rPr>
-                <w:rFonts w:ascii="Verdana" w:eastAsia="Verdana" w:hAnsi="Verdana" w:cs="Verdana"/>
-                <w:color w:val="000000"/>
+          <w:hyperlink w:anchor="_Toc236128556" w:history="1">
+            <w:r>
+              <w:rPr>
+                <w:rStyle w:val="Hyperlink"/>
+                <w:rFonts w:ascii="Verdana" w:eastAsia="Verdana" w:hAnsi="Verdana" w:cs="Verdana"/>
+                <w:noProof/>
+              </w:rPr>
+              <w:t>Histórico de Versões</w:t>
+            </w:r>
+            <w:r>
+              <w:rPr>
+                <w:noProof/>
+                <w:webHidden/>
               </w:rPr>
               <w:tab/>
+            </w:r>
+            <w:r>
+              <w:rPr>
+                <w:noProof/>
+                <w:webHidden/>
+              </w:rPr>
+              <w:fldChar w:fldCharType="begin"/>
+            </w:r>
+            <w:r>
+              <w:rPr>
+                <w:noProof/>
+                <w:webHidden/>
+              </w:rPr>
+              <w:instrText xml:space="preserve"> PAGEREF _Toc236128556 \h </w:instrText>
+            </w:r>
+            <w:r>
+              <w:rPr>
+                <w:noProof/>
+                <w:webHidden/>
+              </w:rPr>
+            </w:r>
+            <w:r>
+              <w:rPr>
+                <w:noProof/>
+                <w:webHidden/>
+              </w:rPr>
+              <w:fldChar w:fldCharType="separate"/>
+            </w:r>
+            <w:r>
+              <w:rPr>
+                <w:noProof/>
+                <w:webHidden/>
+              </w:rPr>
               <w:t>1</w:t>
+            </w:r>
+            <w:r>
+              <w:rPr>
+                <w:noProof/>
+                <w:webHidden/>
+              </w:rPr>
+              <w:fldChar w:fldCharType="end"/>
             </w:r>
           </w:hyperlink>
         </w:p>
         <w:p>
           <w:pPr>
-            <w:widowControl w:val="0"/>
+            <w:pStyle w:val="Sumrio2"/>
             <w:tabs>
-              <w:tab w:val="right" w:pos="12000"/>
+              <w:tab w:val="left" w:pos="960"/>
+              <w:tab w:val="right" w:leader="dot" w:pos="10483"/>
             </w:tabs>
-            <w:spacing w:before="60" w:line="240" w:lineRule="auto"/>
-            <w:ind w:left="360"/>
             <w:rPr>
-              <w:rFonts w:ascii="Verdana" w:eastAsia="Verdana" w:hAnsi="Verdana" w:cs="Verdana"/>
-              <w:color w:val="000000"/>
+              <w:noProof/>
             </w:rPr>
           </w:pPr>
-          <w:hyperlink w:anchor="_heading=h.am3bhm8789ye">
-            <w:r>
-              <w:rPr>
-                <w:rFonts w:ascii="Verdana" w:eastAsia="Verdana" w:hAnsi="Verdana" w:cs="Verdana"/>
-                <w:color w:val="000000"/>
-              </w:rPr>
-              <w:t>b. Processo Proposto</w:t>
-            </w:r>
-            <w:r>
-              <w:rPr>
-                <w:rFonts w:ascii="Verdana" w:eastAsia="Verdana" w:hAnsi="Verdana" w:cs="Verdana"/>
-                <w:color w:val="000000"/>
+          <w:hyperlink w:anchor="_Toc236128557" w:history="1">
+            <w:r>
+              <w:rPr>
+                <w:rStyle w:val="Hyperlink"/>
+                <w:rFonts w:ascii="Verdana" w:eastAsia="Verdana" w:hAnsi="Verdana" w:cs="Verdana"/>
+                <w:noProof/>
+              </w:rPr>
+              <w:t>01.</w:t>
+            </w:r>
+            <w:r>
+              <w:rPr>
+                <w:noProof/>
               </w:rPr>
               <w:tab/>
-              <w:t>1</w:t>
+            </w:r>
+            <w:r>
+              <w:rPr>
+                <w:rStyle w:val="Hyperlink"/>
+                <w:rFonts w:ascii="Verdana" w:eastAsia="Verdana" w:hAnsi="Verdana" w:cs="Verdana"/>
+                <w:noProof/>
+              </w:rPr>
+              <w:t>Processo Atual</w:t>
+            </w:r>
+            <w:r>
+              <w:rPr>
+                <w:noProof/>
+                <w:webHidden/>
+              </w:rPr>
+              <w:tab/>
+            </w:r>
+            <w:r>
+              <w:rPr>
+                <w:noProof/>
+                <w:webHidden/>
+              </w:rPr>
+              <w:fldChar w:fldCharType="begin"/>
+            </w:r>
+            <w:r>
+              <w:rPr>
+                <w:noProof/>
+                <w:webHidden/>
+              </w:rPr>
+              <w:instrText xml:space="preserve"> PAGEREF _Toc236128557 \h </w:instrText>
+            </w:r>
+            <w:r>
+              <w:rPr>
+                <w:noProof/>
+                <w:webHidden/>
+              </w:rPr>
+            </w:r>
+            <w:r>
+              <w:rPr>
+                <w:noProof/>
+                <w:webHidden/>
+              </w:rPr>
+              <w:fldChar w:fldCharType="separate"/>
+            </w:r>
+            <w:r>
+              <w:rPr>
+                <w:noProof/>
+                <w:webHidden/>
+              </w:rPr>
+              <w:t>2</w:t>
+            </w:r>
+            <w:r>
+              <w:rPr>
+                <w:noProof/>
+                <w:webHidden/>
+              </w:rPr>
+              <w:fldChar w:fldCharType="end"/>
             </w:r>
           </w:hyperlink>
         </w:p>
         <w:p>
           <w:pPr>
-            <w:widowControl w:val="0"/>
+            <w:pStyle w:val="Sumrio2"/>
             <w:tabs>
-              <w:tab w:val="right" w:pos="12000"/>
+              <w:tab w:val="left" w:pos="960"/>
+              <w:tab w:val="right" w:leader="dot" w:pos="10483"/>
             </w:tabs>
-            <w:spacing w:before="60" w:line="240" w:lineRule="auto"/>
-            <w:ind w:left="1080"/>
             <w:rPr>
-              <w:rFonts w:ascii="Verdana" w:eastAsia="Verdana" w:hAnsi="Verdana" w:cs="Verdana"/>
-              <w:color w:val="000000"/>
+              <w:noProof/>
             </w:rPr>
           </w:pPr>
-          <w:hyperlink w:anchor="_heading=h.fkoutitmni6e">
-            <w:r>
-              <w:rPr>
-                <w:rFonts w:ascii="Verdana" w:eastAsia="Verdana" w:hAnsi="Verdana" w:cs="Verdana"/>
-                <w:color w:val="000000"/>
-              </w:rPr>
-              <w:t>01. Parametrizações</w:t>
-            </w:r>
-            <w:r>
-              <w:rPr>
-                <w:rFonts w:ascii="Verdana" w:eastAsia="Verdana" w:hAnsi="Verdana" w:cs="Verdana"/>
-                <w:color w:val="000000"/>
+          <w:hyperlink w:anchor="_Toc236128558" w:history="1">
+            <w:r>
+              <w:rPr>
+                <w:rStyle w:val="Hyperlink"/>
+                <w:rFonts w:ascii="Verdana" w:eastAsia="Verdana" w:hAnsi="Verdana" w:cs="Verdana"/>
+                <w:noProof/>
+              </w:rPr>
+              <w:t>02.</w:t>
+            </w:r>
+            <w:r>
+              <w:rPr>
+                <w:noProof/>
               </w:rPr>
               <w:tab/>
+            </w:r>
+            <w:r>
+              <w:rPr>
+                <w:rStyle w:val="Hyperlink"/>
+                <w:rFonts w:ascii="Verdana" w:eastAsia="Verdana" w:hAnsi="Verdana" w:cs="Verdana"/>
+                <w:noProof/>
+              </w:rPr>
+              <w:t>Processo Proposto</w:t>
+            </w:r>
+            <w:r>
+              <w:rPr>
+                <w:noProof/>
+                <w:webHidden/>
+              </w:rPr>
+              <w:tab/>
+            </w:r>
+            <w:r>
+              <w:rPr>
+                <w:noProof/>
+                <w:webHidden/>
+              </w:rPr>
+              <w:fldChar w:fldCharType="begin"/>
+            </w:r>
+            <w:r>
+              <w:rPr>
+                <w:noProof/>
+                <w:webHidden/>
+              </w:rPr>
+              <w:instrText xml:space="preserve"> PAGEREF _Toc236128558 \h </w:instrText>
+            </w:r>
+            <w:r>
+              <w:rPr>
+                <w:noProof/>
+                <w:webHidden/>
+              </w:rPr>
+            </w:r>
+            <w:r>
+              <w:rPr>
+                <w:noProof/>
+                <w:webHidden/>
+              </w:rPr>
+              <w:fldChar w:fldCharType="separate"/>
+            </w:r>
+            <w:r>
+              <w:rPr>
+                <w:noProof/>
+                <w:webHidden/>
+              </w:rPr>
               <w:t>2</w:t>
+            </w:r>
+            <w:r>
+              <w:rPr>
+                <w:noProof/>
+                <w:webHidden/>
+              </w:rPr>
+              <w:fldChar w:fldCharType="end"/>
             </w:r>
           </w:hyperlink>
         </w:p>
         <w:p>
           <w:pPr>
-            <w:widowControl w:val="0"/>
+            <w:pStyle w:val="Sumrio2"/>
             <w:tabs>
-              <w:tab w:val="right" w:pos="12000"/>
+              <w:tab w:val="left" w:pos="960"/>
+              <w:tab w:val="right" w:leader="dot" w:pos="10483"/>
             </w:tabs>
-            <w:spacing w:before="60" w:line="240" w:lineRule="auto"/>
-            <w:ind w:left="1080"/>
             <w:rPr>
-              <w:rFonts w:ascii="Verdana" w:eastAsia="Verdana" w:hAnsi="Verdana" w:cs="Verdana"/>
-              <w:color w:val="000000"/>
+              <w:noProof/>
             </w:rPr>
           </w:pPr>
-          <w:hyperlink w:anchor="_heading=h.jq8gin647si8">
-            <w:r>
-              <w:rPr>
-                <w:rFonts w:ascii="Verdana" w:eastAsia="Verdana" w:hAnsi="Verdana" w:cs="Verdana"/>
-                <w:color w:val="000000"/>
-              </w:rPr>
-              <w:t>02. Execução</w:t>
-            </w:r>
-            <w:r>
-              <w:rPr>
-                <w:rFonts w:ascii="Verdana" w:eastAsia="Verdana" w:hAnsi="Verdana" w:cs="Verdana"/>
-                <w:color w:val="000000"/>
+          <w:hyperlink w:anchor="_Toc236128559" w:history="1">
+            <w:r>
+              <w:rPr>
+                <w:rStyle w:val="Hyperlink"/>
+                <w:rFonts w:ascii="Verdana" w:eastAsia="Verdana" w:hAnsi="Verdana" w:cs="Verdana"/>
+                <w:noProof/>
+              </w:rPr>
+              <w:t>03.</w:t>
+            </w:r>
+            <w:r>
+              <w:rPr>
+                <w:noProof/>
               </w:rPr>
               <w:tab/>
+            </w:r>
+            <w:r>
+              <w:rPr>
+                <w:rStyle w:val="Hyperlink"/>
+                <w:rFonts w:ascii="Verdana" w:eastAsia="Verdana" w:hAnsi="Verdana" w:cs="Verdana"/>
+                <w:noProof/>
+              </w:rPr>
+              <w:t>Parametrizações</w:t>
+            </w:r>
+            <w:r>
+              <w:rPr>
+                <w:noProof/>
+                <w:webHidden/>
+              </w:rPr>
+              <w:tab/>
+            </w:r>
+            <w:r>
+              <w:rPr>
+                <w:noProof/>
+                <w:webHidden/>
+              </w:rPr>
+              <w:fldChar w:fldCharType="begin"/>
+            </w:r>
+            <w:r>
+              <w:rPr>
+                <w:noProof/>
+                <w:webHidden/>
+              </w:rPr>
+              <w:instrText xml:space="preserve"> PAGEREF _Toc236128559 \h </w:instrText>
+            </w:r>
+            <w:r>
+              <w:rPr>
+                <w:noProof/>
+                <w:webHidden/>
+              </w:rPr>
+            </w:r>
+            <w:r>
+              <w:rPr>
+                <w:noProof/>
+                <w:webHidden/>
+              </w:rPr>
+              <w:fldChar w:fldCharType="separate"/>
+            </w:r>
+            <w:r>
+              <w:rPr>
+                <w:noProof/>
+                <w:webHidden/>
+              </w:rPr>
               <w:t>2</w:t>
+            </w:r>
+            <w:r>
+              <w:rPr>
+                <w:noProof/>
+                <w:webHidden/>
+              </w:rPr>
+              <w:fldChar w:fldCharType="end"/>
             </w:r>
           </w:hyperlink>
         </w:p>
         <w:p>
           <w:pPr>
-            <w:widowControl w:val="0"/>
+            <w:pStyle w:val="Sumrio2"/>
             <w:tabs>
-              <w:tab w:val="right" w:pos="12000"/>
+              <w:tab w:val="left" w:pos="960"/>
+              <w:tab w:val="right" w:leader="dot" w:pos="10483"/>
             </w:tabs>
-            <w:spacing w:before="60" w:line="240" w:lineRule="auto"/>
-            <w:ind w:left="1080"/>
             <w:rPr>
-              <w:rFonts w:ascii="Verdana" w:eastAsia="Verdana" w:hAnsi="Verdana" w:cs="Verdana"/>
-              <w:color w:val="000000"/>
+              <w:noProof/>
             </w:rPr>
           </w:pPr>
-          <w:hyperlink w:anchor="_heading=h.trimkz4hckvz">
-            <w:r>
-              <w:rPr>
-                <w:rFonts w:ascii="Verdana" w:eastAsia="Verdana" w:hAnsi="Verdana" w:cs="Verdana"/>
-                <w:color w:val="000000"/>
-              </w:rPr>
-              <w:t>03. Customizações</w:t>
-            </w:r>
-            <w:r>
-              <w:rPr>
-                <w:rFonts w:ascii="Verdana" w:eastAsia="Verdana" w:hAnsi="Verdana" w:cs="Verdana"/>
-                <w:color w:val="000000"/>
+          <w:hyperlink w:anchor="_Toc236128560" w:history="1">
+            <w:r>
+              <w:rPr>
+                <w:rStyle w:val="Hyperlink"/>
+                <w:rFonts w:ascii="Verdana" w:eastAsia="Verdana" w:hAnsi="Verdana" w:cs="Verdana"/>
+                <w:noProof/>
+              </w:rPr>
+              <w:t>04.</w:t>
+            </w:r>
+            <w:r>
+              <w:rPr>
+                <w:noProof/>
               </w:rPr>
               <w:tab/>
-              <w:t>2</w:t>
+            </w:r>
+            <w:r>
+              <w:rPr>
+                <w:rStyle w:val="Hyperlink"/>
+                <w:rFonts w:ascii="Verdana" w:eastAsia="Verdana" w:hAnsi="Verdana" w:cs="Verdana"/>
+                <w:noProof/>
+              </w:rPr>
+              <w:t>Execução</w:t>
+            </w:r>
+            <w:r>
+              <w:rPr>
+                <w:noProof/>
+                <w:webHidden/>
+              </w:rPr>
+              <w:tab/>
+            </w:r>
+            <w:r>
+              <w:rPr>
+                <w:noProof/>
+                <w:webHidden/>
+              </w:rPr>
+              <w:fldChar w:fldCharType="begin"/>
+            </w:r>
+            <w:r>
+              <w:rPr>
+                <w:noProof/>
+                <w:webHidden/>
+              </w:rPr>
+              <w:instrText xml:space="preserve"> PAGEREF _Toc236128560 \h </w:instrText>
+            </w:r>
+            <w:r>
+              <w:rPr>
+                <w:noProof/>
+                <w:webHidden/>
+              </w:rPr>
+            </w:r>
+            <w:r>
+              <w:rPr>
+                <w:noProof/>
+                <w:webHidden/>
+              </w:rPr>
+              <w:fldChar w:fldCharType="separate"/>
+            </w:r>
+            <w:r>
+              <w:rPr>
+                <w:noProof/>
+                <w:webHidden/>
+              </w:rPr>
+              <w:t>3</w:t>
+            </w:r>
+            <w:r>
+              <w:rPr>
+                <w:noProof/>
+                <w:webHidden/>
+              </w:rPr>
+              <w:fldChar w:fldCharType="end"/>
+            </w:r>
+          </w:hyperlink>
+        </w:p>
+        <w:p>
+          <w:pPr>
+            <w:pStyle w:val="Sumrio2"/>
+            <w:tabs>
+              <w:tab w:val="left" w:pos="960"/>
+              <w:tab w:val="right" w:leader="dot" w:pos="10483"/>
+            </w:tabs>
+            <w:rPr>
+              <w:noProof/>
+            </w:rPr>
+          </w:pPr>
+          <w:hyperlink w:anchor="_Toc236128561" w:history="1">
+            <w:r>
+              <w:rPr>
+                <w:rStyle w:val="Hyperlink"/>
+                <w:rFonts w:ascii="Verdana" w:eastAsia="Verdana" w:hAnsi="Verdana" w:cs="Verdana"/>
+                <w:noProof/>
+              </w:rPr>
+              <w:t>05.</w:t>
+            </w:r>
+            <w:r>
+              <w:rPr>
+                <w:noProof/>
+              </w:rPr>
+              <w:tab/>
+            </w:r>
+            <w:r>
+              <w:rPr>
+                <w:rStyle w:val="Hyperlink"/>
+                <w:rFonts w:ascii="Verdana" w:eastAsia="Verdana" w:hAnsi="Verdana" w:cs="Verdana"/>
+                <w:noProof/>
+              </w:rPr>
+              <w:t>Customizações</w:t>
+            </w:r>
+            <w:r>
+              <w:rPr>
+                <w:noProof/>
+                <w:webHidden/>
+              </w:rPr>
+              <w:tab/>
+            </w:r>
+            <w:r>
+              <w:rPr>
+                <w:noProof/>
+                <w:webHidden/>
+              </w:rPr>
+              <w:fldChar w:fldCharType="begin"/>
+            </w:r>
+            <w:r>
+              <w:rPr>
+                <w:noProof/>
+                <w:webHidden/>
+              </w:rPr>
+              <w:instrText xml:space="preserve"> PAGEREF _Toc236128561 \h </w:instrText>
+            </w:r>
+            <w:r>
+              <w:rPr>
+                <w:noProof/>
+                <w:webHidden/>
+              </w:rPr>
+            </w:r>
+            <w:r>
+              <w:rPr>
+                <w:noProof/>
+                <w:webHidden/>
+              </w:rPr>
+              <w:fldChar w:fldCharType="separate"/>
+            </w:r>
+            <w:r>
+              <w:rPr>
+                <w:noProof/>
+                <w:webHidden/>
+              </w:rPr>
+              <w:t>4</w:t>
+            </w:r>
+            <w:r>
+              <w:rPr>
+                <w:noProof/>
+                <w:webHidden/>
+              </w:rPr>
+              <w:fldChar w:fldCharType="end"/>
+            </w:r>
+          </w:hyperlink>
+        </w:p>
+        <w:p>
+          <w:pPr>
+            <w:pStyle w:val="Sumrio1"/>
+            <w:tabs>
+              <w:tab w:val="right" w:leader="dot" w:pos="10483"/>
+            </w:tabs>
+            <w:rPr>
+              <w:noProof/>
+            </w:rPr>
+          </w:pPr>
+          <w:hyperlink w:anchor="_Toc236128562" w:history="1">
+            <w:r>
+              <w:rPr>
+                <w:rStyle w:val="Hyperlink"/>
+                <w:rFonts w:ascii="Verdana" w:eastAsia="Verdana" w:hAnsi="Verdana" w:cs="Verdana"/>
+                <w:noProof/>
+              </w:rPr>
+              <w:t>Aceite</w:t>
+            </w:r>
+            <w:r>
+              <w:rPr>
+                <w:noProof/>
+                <w:webHidden/>
+              </w:rPr>
+              <w:tab/>
+            </w:r>
+            <w:r>
+              <w:rPr>
+                <w:noProof/>
+                <w:webHidden/>
+              </w:rPr>
+              <w:fldChar w:fldCharType="begin"/>
+            </w:r>
+            <w:r>
+              <w:rPr>
+                <w:noProof/>
+                <w:webHidden/>
+              </w:rPr>
+              <w:instrText xml:space="preserve"> PAGEREF _Toc236128562 \h </w:instrText>
+            </w:r>
+            <w:r>
+              <w:rPr>
+                <w:noProof/>
+                <w:webHidden/>
+              </w:rPr>
+            </w:r>
+            <w:r>
+              <w:rPr>
+                <w:noProof/>
+                <w:webHidden/>
+              </w:rPr>
+              <w:fldChar w:fldCharType="separate"/>
+            </w:r>
+            <w:r>
+              <w:rPr>
+                <w:noProof/>
+                <w:webHidden/>
+              </w:rPr>
+              <w:t>5</w:t>
+            </w:r>
+            <w:r>
+              <w:rPr>
+                <w:noProof/>
+                <w:webHidden/>
+              </w:rPr>
+              <w:fldChar w:fldCharType="end"/>
             </w:r>
           </w:hyperlink>
         </w:p>
@@ -710,34 +1748,6 @@
             </w:rPr>
           </w:pPr>
           <w:r>
-            <w:rPr>
-              <w:rFonts w:ascii="Verdana" w:eastAsia="Verdana" w:hAnsi="Verdana" w:cs="Verdana"/>
-              <w:color w:val="000000"/>
-            </w:rPr>
-            <w:t xml:space="preserve">       </w:t>
-          </w:r>
-          <w:hyperlink w:anchor="_heading=h.3pjwq1tb2z3u">
-            <w:r>
-              <w:rPr>
-                <w:rFonts w:ascii="Verdana" w:eastAsia="Verdana" w:hAnsi="Verdana" w:cs="Verdana"/>
-                <w:color w:val="000000"/>
-              </w:rPr>
-              <w:t>Aceite</w:t>
-            </w:r>
-          </w:hyperlink>
-          <w:hyperlink w:anchor="_heading=h.3pjwq1tb2z3u">
-            <w:r>
-              <w:rPr>
-                <w:rFonts w:ascii="Verdana" w:eastAsia="Verdana" w:hAnsi="Verdana" w:cs="Verdana"/>
-                <w:b/>
-                <w:bCs/>
-                <w:color w:val="000000"/>
-              </w:rPr>
-              <w:tab/>
-              <w:t>2</w:t>
-            </w:r>
-          </w:hyperlink>
-          <w:r>
             <w:fldChar w:fldCharType="end"/>
           </w:r>
         </w:p>
@@ -746,6 +1756,31 @@
     <w:p>
       <w:pPr>
         <w:spacing w:line="240" w:lineRule="auto"/>
+        <w:jc w:val="both"/>
+        <w:rPr>
+          <w:rFonts w:ascii="Verdana" w:eastAsia="Verdana" w:hAnsi="Verdana" w:cs="Verdana"/>
+          <w:color w:val="0897E9"/>
+          <w:sz w:val="28"/>
+          <w:szCs w:val="28"/>
+        </w:rPr>
+      </w:pPr>
+    </w:p>
+    <w:p>
+      <w:pPr>
+        <w:spacing w:line="240" w:lineRule="auto"/>
+        <w:jc w:val="both"/>
+        <w:rPr>
+          <w:rFonts w:ascii="Verdana" w:eastAsia="Verdana" w:hAnsi="Verdana" w:cs="Verdana"/>
+          <w:color w:val="0897E9"/>
+          <w:sz w:val="28"/>
+          <w:szCs w:val="28"/>
+        </w:rPr>
+      </w:pPr>
+    </w:p>
+    <w:p>
+      <w:pPr>
+        <w:spacing w:line="240" w:lineRule="auto"/>
+        <w:ind w:left="1360"/>
         <w:rPr>
           <w:rFonts w:ascii="Verdana" w:eastAsia="Verdana" w:hAnsi="Verdana" w:cs="Verdana"/>
           <w:color w:val="518DD4"/>
@@ -754,7 +1789,7 @@
     </w:p>
     <w:tbl>
       <w:tblPr>
-        <w:tblStyle w:val="a0"/>
+        <w:tblStyle w:val="a1"/>
         <w:tblW w:w="10410" w:type="dxa"/>
         <w:tblInd w:w="-77" w:type="dxa"/>
         <w:tblBorders>
@@ -809,6 +1844,7 @@
                 <w:sz w:val="28"/>
                 <w:szCs w:val="28"/>
               </w:rPr>
+              <w:lastRenderedPageBreak/>
               <w:t>Dados da Customização</w:t>
             </w:r>
           </w:p>
@@ -837,7 +1873,7 @@
             </w:pPr>
             <w:r>
               <w:rPr>
-                <w:rFonts w:ascii="Arimo" w:eastAsia="Arimo" w:hAnsi="Arimo" w:cs="Arimo"/>
+                <w:rFonts w:ascii="Arial Unicode MS" w:eastAsia="Arial Unicode MS" w:hAnsi="Arial Unicode MS" w:cs="Arial Unicode MS"/>
                 <w:b/>
                 <w:bCs/>
                 <w:color w:val="434343"/>
@@ -868,6 +1904,7 @@
                 <w:color w:val="434343"/>
               </w:rPr>
             </w:pPr>
+            <w:proofErr w:type="spellStart"/>
             <w:r>
               <w:rPr>
                 <w:rFonts w:ascii="Verdana" w:eastAsia="Verdana" w:hAnsi="Verdana" w:cs="Verdana"/>
@@ -875,47 +1912,17 @@
                 <w:bCs/>
                 <w:color w:val="434343"/>
               </w:rPr>
-              <w:t xml:space="preserve">Qtd. Horas: </w:t>
-            </w:r>
-          </w:p>
-        </w:tc>
-      </w:tr>
-      <w:tr>
-        <w:tc>
-          <w:tcPr>
-            <w:tcW w:w="10410" w:type="dxa"/>
-            <w:tcBorders>
-              <w:top w:val="single" w:sz="4" w:space="0" w:color="A44DFF"/>
-              <w:left w:val="single" w:sz="4" w:space="0" w:color="A44DFF"/>
-              <w:bottom w:val="single" w:sz="4" w:space="0" w:color="A44DFF"/>
-              <w:right w:val="single" w:sz="4" w:space="0" w:color="A44DFF"/>
-            </w:tcBorders>
-          </w:tcPr>
-          <w:p>
-            <w:pPr>
-              <w:pBdr>
-                <w:top w:val="nil"/>
-                <w:left w:val="nil"/>
-                <w:bottom w:val="nil"/>
-                <w:right w:val="nil"/>
-                <w:between w:val="nil"/>
-              </w:pBdr>
-              <w:spacing w:line="240" w:lineRule="auto"/>
+              <w:t>Qtd</w:t>
+            </w:r>
+            <w:proofErr w:type="spellEnd"/>
+            <w:r>
               <w:rPr>
                 <w:rFonts w:ascii="Verdana" w:eastAsia="Verdana" w:hAnsi="Verdana" w:cs="Verdana"/>
                 <w:b/>
                 <w:bCs/>
                 <w:color w:val="434343"/>
               </w:rPr>
-            </w:pPr>
-            <w:r>
-              <w:rPr>
-                <w:rFonts w:ascii="Arimo" w:eastAsia="Arimo" w:hAnsi="Arimo" w:cs="Arimo"/>
-                <w:b/>
-                <w:bCs/>
-                <w:color w:val="434343"/>
-              </w:rPr>
-              <w:t>Criticidade para Implementação (*):   ☐ Alto Impacto   ☐ Médio Impacto    ☐ Baixo Impacto</w:t>
+              <w:t xml:space="preserve">. Horas: </w:t>
             </w:r>
           </w:p>
         </w:tc>
@@ -935,7 +1942,7 @@
             <w:pPr>
               <w:spacing w:line="240" w:lineRule="auto"/>
               <w:rPr>
-                <w:rFonts w:ascii="Arimo" w:eastAsia="Arimo" w:hAnsi="Arimo" w:cs="Arimo"/>
+                <w:rFonts w:ascii="Verdana" w:eastAsia="Verdana" w:hAnsi="Verdana" w:cs="Verdana"/>
                 <w:b/>
                 <w:bCs/>
                 <w:color w:val="434343"/>
@@ -943,12 +1950,12 @@
             </w:pPr>
             <w:r>
               <w:rPr>
-                <w:rFonts w:ascii="Verdana" w:eastAsia="Verdana" w:hAnsi="Verdana" w:cs="Verdana"/>
+                <w:rFonts w:ascii="Arial Unicode MS" w:eastAsia="Arial Unicode MS" w:hAnsi="Arial Unicode MS" w:cs="Arial Unicode MS"/>
                 <w:b/>
                 <w:bCs/>
                 <w:color w:val="434343"/>
               </w:rPr>
-              <w:t xml:space="preserve">Responsável no Cliente: </w:t>
+              <w:t>Criticidade para Implementação (*):   ☐ Alto Impacto   ☐ Médio Impacto    ☐ Baixo Impacto</w:t>
             </w:r>
           </w:p>
         </w:tc>
@@ -981,7 +1988,47 @@
                 <w:bCs/>
                 <w:color w:val="434343"/>
               </w:rPr>
+              <w:t xml:space="preserve">Responsável no Cliente: </w:t>
+            </w:r>
+          </w:p>
+        </w:tc>
+      </w:tr>
+      <w:tr>
+        <w:tc>
+          <w:tcPr>
+            <w:tcW w:w="10410" w:type="dxa"/>
+            <w:tcBorders>
+              <w:top w:val="single" w:sz="4" w:space="0" w:color="A44DFF"/>
+              <w:left w:val="single" w:sz="4" w:space="0" w:color="A44DFF"/>
+              <w:bottom w:val="single" w:sz="4" w:space="0" w:color="A44DFF"/>
+              <w:right w:val="single" w:sz="4" w:space="0" w:color="A44DFF"/>
+            </w:tcBorders>
+          </w:tcPr>
+          <w:p>
+            <w:pPr>
+              <w:spacing w:line="240" w:lineRule="auto"/>
+              <w:rPr>
+                <w:rFonts w:ascii="Verdana" w:eastAsia="Verdana" w:hAnsi="Verdana" w:cs="Verdana"/>
+                <w:b/>
+                <w:bCs/>
+                <w:color w:val="434343"/>
+              </w:rPr>
+            </w:pPr>
+            <w:r>
+              <w:rPr>
+                <w:rFonts w:ascii="Verdana" w:eastAsia="Verdana" w:hAnsi="Verdana" w:cs="Verdana"/>
+                <w:b/>
+                <w:bCs/>
+                <w:color w:val="434343"/>
+              </w:rPr>
               <w:t xml:space="preserve">Responsável na TOTVS: </w:t>
+            </w:r>
+            <w:r>
+              <w:rPr>
+                <w:rFonts w:ascii="Verdana" w:eastAsia="Verdana" w:hAnsi="Verdana" w:cs="Verdana"/>
+                <w:bCs/>
+                <w:color w:val="434343"/>
+              </w:rPr>
             </w:r>
           </w:p>
         </w:tc>
@@ -1043,7 +2090,7 @@
         <w:ind w:left="142" w:firstLine="567"/>
         <w:rPr>
           <w:rFonts w:ascii="Verdana" w:eastAsia="Verdana" w:hAnsi="Verdana" w:cs="Verdana"/>
-          <w:color w:val="7F7A7F"/>
+          <w:color w:val="434343"/>
         </w:rPr>
       </w:pPr>
       <w:r>
@@ -1066,6 +2113,26 @@
     </w:p>
     <w:p>
       <w:pPr>
+        <w:spacing w:line="240" w:lineRule="auto"/>
+        <w:ind w:left="142" w:firstLine="567"/>
+        <w:rPr>
+          <w:rFonts w:ascii="Verdana" w:eastAsia="Verdana" w:hAnsi="Verdana" w:cs="Verdana"/>
+          <w:color w:val="7F7A7F"/>
+        </w:rPr>
+      </w:pPr>
+    </w:p>
+    <w:p>
+      <w:pPr>
+        <w:spacing w:line="240" w:lineRule="auto"/>
+        <w:ind w:left="142" w:firstLine="567"/>
+        <w:rPr>
+          <w:rFonts w:ascii="Verdana" w:eastAsia="Verdana" w:hAnsi="Verdana" w:cs="Verdana"/>
+          <w:color w:val="7F7A7F"/>
+        </w:rPr>
+      </w:pPr>
+    </w:p>
+    <w:p>
+      <w:pPr>
         <w:pStyle w:val="Ttulo"/>
         <w:spacing w:line="240" w:lineRule="auto"/>
         <w:rPr>
@@ -1073,8 +2140,45 @@
           <w:color w:val="00C9EB"/>
         </w:rPr>
       </w:pPr>
-      <w:bookmarkStart w:id="2" w:name="_heading=h.cah7cww21fje" w:colFirst="0" w:colLast="0"/>
-      <w:bookmarkEnd w:id="2"/>
+      <w:bookmarkStart w:id="7" w:name="_q9cxjsbfc43s" w:colFirst="0" w:colLast="0"/>
+      <w:bookmarkEnd w:id="7"/>
+    </w:p>
+    <w:p/>
+    <w:p>
+      <w:pPr>
+        <w:pStyle w:val="Ttulo"/>
+        <w:spacing w:line="240" w:lineRule="auto"/>
+        <w:rPr>
+          <w:rFonts w:ascii="Verdana" w:eastAsia="Verdana" w:hAnsi="Verdana" w:cs="Verdana"/>
+          <w:color w:val="00C9EB"/>
+        </w:rPr>
+      </w:pPr>
+      <w:bookmarkStart w:id="8" w:name="_nddvczjgmdtl" w:colFirst="0" w:colLast="0"/>
+      <w:bookmarkEnd w:id="8"/>
+    </w:p>
+    <w:p>
+      <w:pPr>
+        <w:pStyle w:val="Ttulo"/>
+        <w:spacing w:line="240" w:lineRule="auto"/>
+        <w:rPr>
+          <w:rFonts w:ascii="Verdana" w:eastAsia="Verdana" w:hAnsi="Verdana" w:cs="Verdana"/>
+          <w:color w:val="00C9EB"/>
+        </w:rPr>
+      </w:pPr>
+      <w:bookmarkStart w:id="9" w:name="_5a2eiwu55mod" w:colFirst="0" w:colLast="0"/>
+      <w:bookmarkEnd w:id="9"/>
+    </w:p>
+    <w:p>
+      <w:pPr>
+        <w:pStyle w:val="Ttulo"/>
+        <w:spacing w:line="240" w:lineRule="auto"/>
+        <w:rPr>
+          <w:rFonts w:ascii="Verdana" w:eastAsia="Verdana" w:hAnsi="Verdana" w:cs="Verdana"/>
+          <w:color w:val="00C9EB"/>
+        </w:rPr>
+      </w:pPr>
+      <w:bookmarkStart w:id="10" w:name="_3znysh7" w:colFirst="0" w:colLast="0"/>
+      <w:bookmarkEnd w:id="10"/>
       <w:r>
         <w:rPr>
           <w:rFonts w:ascii="Verdana" w:eastAsia="Verdana" w:hAnsi="Verdana" w:cs="Verdana"/>
@@ -1095,17 +2199,16 @@
         <w:pStyle w:val="Ttulo2"/>
         <w:keepLines w:val="0"/>
         <w:numPr>
-          <w:ilvl w:val="1"/>
-          <w:numId w:val="1"/>
+          <w:ilvl w:val="0"/>
+          <w:numId w:val="5"/>
         </w:numPr>
         <w:spacing w:before="240" w:after="60" w:line="240" w:lineRule="auto"/>
-        <w:ind w:hanging="360"/>
-        <w:rPr>
-          <w:rFonts w:ascii="Verdana" w:eastAsia="Verdana" w:hAnsi="Verdana" w:cs="Verdana"/>
-        </w:rPr>
-      </w:pPr>
-      <w:bookmarkStart w:id="3" w:name="_heading=h.pmcft68wttq5" w:colFirst="0" w:colLast="0"/>
-      <w:bookmarkEnd w:id="3"/>
+        <w:ind w:left="566"/>
+        <w:rPr>
+          <w:rFonts w:ascii="Verdana" w:eastAsia="Verdana" w:hAnsi="Verdana" w:cs="Verdana"/>
+        </w:rPr>
+      </w:pPr>
+      <w:bookmarkStart w:id="11" w:name="_Toc236128557"/>
       <w:r>
         <w:rPr>
           <w:rFonts w:ascii="Verdana" w:eastAsia="Verdana" w:hAnsi="Verdana" w:cs="Verdana"/>
@@ -1113,21 +2216,21 @@
         </w:rPr>
         <w:t>Processo Atual</w:t>
       </w:r>
+      <w:bookmarkEnd w:id="11"/>
     </w:p>
     <w:p>
       <w:pPr>
         <w:pStyle w:val="Ttulo2"/>
         <w:numPr>
-          <w:ilvl w:val="1"/>
-          <w:numId w:val="1"/>
+          <w:ilvl w:val="0"/>
+          <w:numId w:val="5"/>
         </w:numPr>
-        <w:ind w:hanging="360"/>
-        <w:rPr>
-          <w:rFonts w:ascii="Verdana" w:eastAsia="Verdana" w:hAnsi="Verdana" w:cs="Verdana"/>
-        </w:rPr>
-      </w:pPr>
-      <w:bookmarkStart w:id="4" w:name="_heading=h.am3bhm8789ye" w:colFirst="0" w:colLast="0"/>
-      <w:bookmarkEnd w:id="4"/>
+        <w:ind w:left="566"/>
+        <w:rPr>
+          <w:rFonts w:ascii="Verdana" w:eastAsia="Verdana" w:hAnsi="Verdana" w:cs="Verdana"/>
+        </w:rPr>
+      </w:pPr>
+      <w:bookmarkStart w:id="12" w:name="_Toc236128558"/>
       <w:r>
         <w:rPr>
           <w:rFonts w:ascii="Verdana" w:eastAsia="Verdana" w:hAnsi="Verdana" w:cs="Verdana"/>
@@ -1135,6 +2238,7 @@
         </w:rPr>
         <w:t>Processo Proposto</w:t>
       </w:r>
+      <w:bookmarkEnd w:id="12"/>
     </w:p>
     <w:p>
       <w:pPr>
@@ -1150,8 +2254,7 @@
           <w:rFonts w:ascii="Verdana" w:eastAsia="Verdana" w:hAnsi="Verdana" w:cs="Verdana"/>
         </w:rPr>
       </w:pPr>
-      <w:bookmarkStart w:id="5" w:name="_heading=h.fkoutitmni6e" w:colFirst="0" w:colLast="0"/>
-      <w:bookmarkEnd w:id="5"/>
+      <w:bookmarkStart w:id="13" w:name="_Toc236128559"/>
       <w:r>
         <w:rPr>
           <w:rFonts w:ascii="Verdana" w:eastAsia="Verdana" w:hAnsi="Verdana" w:cs="Verdana"/>
@@ -1159,6 +2262,7 @@
         </w:rPr>
         <w:t>Parametrizações</w:t>
       </w:r>
+      <w:bookmarkEnd w:id="13"/>
     </w:p>
     <w:p>
       <w:pPr>
@@ -1174,16 +2278,15 @@
           <w:rFonts w:ascii="Verdana" w:eastAsia="Verdana" w:hAnsi="Verdana" w:cs="Verdana"/>
         </w:rPr>
       </w:pPr>
-      <w:bookmarkStart w:id="6" w:name="_heading=h.jq8gin647si8" w:colFirst="0" w:colLast="0"/>
-      <w:bookmarkEnd w:id="6"/>
+      <w:bookmarkStart w:id="14" w:name="_Toc236128560"/>
       <w:r>
         <w:rPr>
           <w:rFonts w:ascii="Verdana" w:eastAsia="Verdana" w:hAnsi="Verdana" w:cs="Verdana"/>
           <w:color w:val="434343"/>
         </w:rPr>
-        <w:lastRenderedPageBreak/>
         <w:t>Execução</w:t>
       </w:r>
+      <w:bookmarkEnd w:id="14"/>
     </w:p>
     <w:p>
       <w:pPr>
@@ -1199,8 +2302,7 @@
           <w:rFonts w:ascii="Verdana" w:eastAsia="Verdana" w:hAnsi="Verdana" w:cs="Verdana"/>
         </w:rPr>
       </w:pPr>
-      <w:bookmarkStart w:id="7" w:name="_heading=h.trimkz4hckvz" w:colFirst="0" w:colLast="0"/>
-      <w:bookmarkEnd w:id="7"/>
+      <w:bookmarkStart w:id="15" w:name="_Toc236128561"/>
       <w:r>
         <w:rPr>
           <w:rFonts w:ascii="Verdana" w:eastAsia="Verdana" w:hAnsi="Verdana" w:cs="Verdana"/>
@@ -1208,6 +2310,7 @@
         </w:rPr>
         <w:t>Customizações</w:t>
       </w:r>
+      <w:bookmarkEnd w:id="15"/>
     </w:p>
     <w:p>
       <w:pPr>
@@ -1217,8 +2320,7 @@
           <w:color w:val="00C9EB"/>
         </w:rPr>
       </w:pPr>
-      <w:bookmarkStart w:id="8" w:name="_heading=h.3pjwq1tb2z3u" w:colFirst="0" w:colLast="0"/>
-      <w:bookmarkEnd w:id="8"/>
+      <w:bookmarkStart w:id="16" w:name="_Toc236128562"/>
       <w:r>
         <w:rPr>
           <w:rFonts w:ascii="Verdana" w:eastAsia="Verdana" w:hAnsi="Verdana" w:cs="Verdana"/>
@@ -1226,6 +2328,7 @@
         </w:rPr>
         <w:t>Aceite</w:t>
       </w:r>
+      <w:bookmarkEnd w:id="16"/>
     </w:p>
     <w:p>
       <w:pPr>
@@ -1266,7 +2369,7 @@
     </w:p>
     <w:tbl>
       <w:tblPr>
-        <w:tblStyle w:val="a1"/>
+        <w:tblStyle w:val="a2"/>
         <w:tblW w:w="10348" w:type="dxa"/>
         <w:tblInd w:w="24" w:type="dxa"/>
         <w:tblBorders>
@@ -1505,11 +2608,11 @@
       </w:pPr>
     </w:p>
     <w:sectPr>
-      <w:headerReference w:type="default" r:id="rId8"/>
-      <w:footerReference w:type="default" r:id="rId9"/>
-      <w:headerReference w:type="first" r:id="rId10"/>
+      <w:headerReference w:type="default" r:id="rId7"/>
+      <w:footerReference w:type="default" r:id="rId8"/>
+      <w:headerReference w:type="first" r:id="rId9"/>
       <w:pgSz w:w="11909" w:h="16834"/>
-      <w:pgMar w:top="1809" w:right="709" w:bottom="1134" w:left="709" w:header="567" w:footer="0" w:gutter="0"/>
+      <w:pgMar w:top="1808" w:right="708" w:bottom="1133" w:left="708" w:header="566" w:footer="0" w:gutter="0"/>
       <w:pgNumType w:start="1"/>
       <w:cols w:space="720"/>
     </w:sectPr>
@@ -1569,10 +2672,10 @@
       <mc:AlternateContent>
         <mc:Choice Requires="wpg">
           <w:drawing>
-            <wp:inline distT="114300" distB="114300" distL="114300" distR="114300" wp14:anchorId="63EB02EC" wp14:editId="49DC0D99">
-              <wp:extent cx="6660000" cy="558800"/>
+            <wp:inline distT="114300" distB="114300" distL="114300" distR="114300" wp14:anchorId="13360B94" wp14:editId="1540A6AE">
+              <wp:extent cx="6659984" cy="558780"/>
               <wp:effectExtent l="0" t="0" r="0" b="0"/>
-              <wp:docPr id="1" name="Agrupar 1"/>
+              <wp:docPr id="1887747798" name="Agrupar 1887747798"/>
               <wp:cNvGraphicFramePr/>
               <a:graphic xmlns:a="http://schemas.openxmlformats.org/drawingml/2006/main">
                 <a:graphicData uri="http://schemas.microsoft.com/office/word/2010/wordprocessingGroup">
@@ -1581,268 +2684,28 @@
                     <wpg:grpSpPr>
                       <a:xfrm>
                         <a:off x="0" y="0"/>
-                        <a:ext cx="6660000" cy="558800"/>
-                        <a:chOff x="2016000" y="3500600"/>
-                        <a:chExt cx="6660000" cy="558800"/>
+                        <a:ext cx="6659984" cy="558780"/>
+                        <a:chOff x="2016000" y="3485130"/>
+                        <a:chExt cx="7299707" cy="589729"/>
                       </a:xfrm>
                     </wpg:grpSpPr>
-                    <wpg:grpSp>
-                      <wpg:cNvPr id="1807430631" name="Agrupar 1807430631"/>
-                      <wpg:cNvGrpSpPr/>
-                      <wpg:grpSpPr>
+                    <wps:wsp>
+                      <wps:cNvPr id="80595541" name="Retângulo 80595541"/>
+                      <wps:cNvSpPr/>
+                      <wps:spPr>
                         <a:xfrm>
-                          <a:off x="2016000" y="3500600"/>
-                          <a:ext cx="6660000" cy="558800"/>
-                          <a:chOff x="2016000" y="3500600"/>
-                          <a:chExt cx="6660000" cy="558800"/>
+                          <a:off x="2016000" y="3485130"/>
+                          <a:ext cx="6659734" cy="589729"/>
                         </a:xfrm>
-                      </wpg:grpSpPr>
-                      <wps:wsp>
-                        <wps:cNvPr id="780831950" name="Retângulo 780831950"/>
-                        <wps:cNvSpPr/>
-                        <wps:spPr>
-                          <a:xfrm>
-                            <a:off x="2016000" y="3500600"/>
-                            <a:ext cx="6660000" cy="558800"/>
-                          </a:xfrm>
-                          <a:prstGeom prst="rect">
-                            <a:avLst/>
-                          </a:prstGeom>
+                        <a:prstGeom prst="rect">
+                          <a:avLst/>
+                        </a:prstGeom>
+                        <a:noFill/>
+                        <a:ln>
                           <a:noFill/>
-                          <a:ln>
-                            <a:noFill/>
-                          </a:ln>
-                        </wps:spPr>
-                        <wps:txbx>
-                          <w:txbxContent>
-                            <w:p>
-                              <w:pPr>
-                                <w:spacing w:line="240" w:lineRule="auto"/>
-                                <w:textDirection w:val="btLr"/>
-                              </w:pPr>
-                            </w:p>
-                          </w:txbxContent>
-                        </wps:txbx>
-                        <wps:bodyPr spcFirstLastPara="1" wrap="square" lIns="91425" tIns="91425" rIns="91425" bIns="91425" anchor="ctr" anchorCtr="0">
-                          <a:noAutofit/>
-                        </wps:bodyPr>
-                      </wps:wsp>
-                      <wpg:grpSp>
-                        <wpg:cNvPr id="150617362" name="Agrupar 150617362"/>
-                        <wpg:cNvGrpSpPr/>
-                        <wpg:grpSpPr>
-                          <a:xfrm>
-                            <a:off x="2016000" y="3500600"/>
-                            <a:ext cx="6660000" cy="558800"/>
-                            <a:chOff x="2016000" y="3500600"/>
-                            <a:chExt cx="6660000" cy="558800"/>
-                          </a:xfrm>
-                        </wpg:grpSpPr>
-                        <wps:wsp>
-                          <wps:cNvPr id="129919544" name="Retângulo 129919544"/>
-                          <wps:cNvSpPr/>
-                          <wps:spPr>
-                            <a:xfrm>
-                              <a:off x="2016000" y="3500600"/>
-                              <a:ext cx="6660000" cy="558800"/>
-                            </a:xfrm>
-                            <a:prstGeom prst="rect">
-                              <a:avLst/>
-                            </a:prstGeom>
-                            <a:noFill/>
-                            <a:ln>
-                              <a:noFill/>
-                            </a:ln>
-                          </wps:spPr>
-                          <wps:txbx>
-                            <w:txbxContent>
-                              <w:p>
-                                <w:pPr>
-                                  <w:spacing w:line="240" w:lineRule="auto"/>
-                                  <w:textDirection w:val="btLr"/>
-                                </w:pPr>
-                              </w:p>
-                            </w:txbxContent>
-                          </wps:txbx>
-                          <wps:bodyPr spcFirstLastPara="1" wrap="square" lIns="91425" tIns="91425" rIns="91425" bIns="91425" anchor="ctr" anchorCtr="0">
-                            <a:noAutofit/>
-                          </wps:bodyPr>
-                        </wps:wsp>
-                        <wpg:grpSp>
-                          <wpg:cNvPr id="2128796265" name="Agrupar 2128796265"/>
-                          <wpg:cNvGrpSpPr/>
-                          <wpg:grpSpPr>
-                            <a:xfrm>
-                              <a:off x="2016000" y="3500600"/>
-                              <a:ext cx="6660000" cy="558800"/>
-                              <a:chOff x="2016000" y="3485125"/>
-                              <a:chExt cx="7299725" cy="589750"/>
-                            </a:xfrm>
-                          </wpg:grpSpPr>
-                          <wps:wsp>
-                            <wps:cNvPr id="1344416732" name="Retângulo 1344416732"/>
-                            <wps:cNvSpPr/>
-                            <wps:spPr>
-                              <a:xfrm>
-                                <a:off x="2016000" y="3485125"/>
-                                <a:ext cx="7299725" cy="589750"/>
-                              </a:xfrm>
-                              <a:prstGeom prst="rect">
-                                <a:avLst/>
-                              </a:prstGeom>
-                              <a:noFill/>
-                              <a:ln>
-                                <a:noFill/>
-                              </a:ln>
-                            </wps:spPr>
-                            <wps:txbx>
-                              <w:txbxContent>
-                                <w:p>
-                                  <w:pPr>
-                                    <w:spacing w:line="240" w:lineRule="auto"/>
-                                    <w:textDirection w:val="btLr"/>
-                                  </w:pPr>
-                                </w:p>
-                              </w:txbxContent>
-                            </wps:txbx>
-                            <wps:bodyPr spcFirstLastPara="1" wrap="square" lIns="91425" tIns="91425" rIns="91425" bIns="91425" anchor="ctr" anchorCtr="0">
-                              <a:noAutofit/>
-                            </wps:bodyPr>
-                          </wps:wsp>
-                          <wps:wsp>
-                            <wps:cNvPr id="1061672172" name="Retângulo 1061672172"/>
-                            <wps:cNvSpPr/>
-                            <wps:spPr>
-                              <a:xfrm>
-                                <a:off x="2016000" y="3485130"/>
-                                <a:ext cx="6659734" cy="589729"/>
-                              </a:xfrm>
-                              <a:prstGeom prst="rect">
-                                <a:avLst/>
-                              </a:prstGeom>
-                              <a:noFill/>
-                              <a:ln>
-                                <a:noFill/>
-                              </a:ln>
-                            </wps:spPr>
-                            <wps:txbx>
-                              <w:txbxContent>
-                                <w:p>
-                                  <w:pPr>
-                                    <w:spacing w:line="240" w:lineRule="auto"/>
-                                    <w:textDirection w:val="btLr"/>
-                                  </w:pPr>
-                                </w:p>
-                              </w:txbxContent>
-                            </wps:txbx>
-                            <wps:bodyPr spcFirstLastPara="1" wrap="square" lIns="91425" tIns="91425" rIns="91425" bIns="91425" anchor="ctr" anchorCtr="0">
-                              <a:noAutofit/>
-                            </wps:bodyPr>
-                          </wps:wsp>
-                          <pic:pic xmlns:pic="http://schemas.openxmlformats.org/drawingml/2006/picture">
-                            <pic:nvPicPr>
-                              <pic:cNvPr id="9" name="Shape 9"/>
-                              <pic:cNvPicPr preferRelativeResize="0"/>
-                            </pic:nvPicPr>
-                            <pic:blipFill rotWithShape="1">
-                              <a:blip r:embed="rId1">
-                                <a:alphaModFix/>
-                              </a:blip>
-                              <a:srcRect t="19147" b="19147"/>
-                              <a:stretch/>
-                            </pic:blipFill>
-                            <pic:spPr>
-                              <a:xfrm>
-                                <a:off x="3341314" y="3539032"/>
-                                <a:ext cx="5974393" cy="481951"/>
-                              </a:xfrm>
-                              <a:prstGeom prst="rect">
-                                <a:avLst/>
-                              </a:prstGeom>
-                              <a:noFill/>
-                              <a:ln>
-                                <a:noFill/>
-                              </a:ln>
-                            </pic:spPr>
-                          </pic:pic>
-                          <wps:wsp>
-                            <wps:cNvPr id="970796624" name="Retângulo 970796624"/>
-                            <wps:cNvSpPr/>
-                            <wps:spPr>
-                              <a:xfrm>
-                                <a:off x="2016000" y="3763025"/>
-                                <a:ext cx="3648900" cy="210900"/>
-                              </a:xfrm>
-                              <a:prstGeom prst="rect">
-                                <a:avLst/>
-                              </a:prstGeom>
-                              <a:noFill/>
-                              <a:ln>
-                                <a:noFill/>
-                              </a:ln>
-                            </wps:spPr>
-                            <wps:txbx>
-                              <w:txbxContent>
-                                <w:p>
-                                  <w:pPr>
-                                    <w:spacing w:line="180" w:lineRule="auto"/>
-                                    <w:textDirection w:val="btLr"/>
-                                  </w:pPr>
-                                  <w:r>
-                                    <w:rPr>
-                                      <w:rFonts w:ascii="Verdana" w:eastAsia="Verdana" w:hAnsi="Verdana" w:cs="Verdana"/>
-                                      <w:sz w:val="14"/>
-                                    </w:rPr>
-                                    <w:t>Este documento é propriedade da TOTVS. Todos os direitos reservados. ©</w:t>
-                                  </w:r>
-                                </w:p>
-                              </w:txbxContent>
-                            </wps:txbx>
-                            <wps:bodyPr spcFirstLastPara="1" wrap="square" lIns="91425" tIns="91425" rIns="91425" bIns="91425" anchor="t" anchorCtr="0">
-                              <a:noAutofit/>
-                            </wps:bodyPr>
-                          </wps:wsp>
-                        </wpg:grpSp>
-                      </wpg:grpSp>
-                    </wpg:grpSp>
-                  </wpg:wgp>
-                </a:graphicData>
-              </a:graphic>
-            </wp:inline>
-          </w:drawing>
-        </mc:Choice>
-        <mc:Fallback>
-          <w:pict>
-            <v:group w14:anchorId="63EB02EC" id="Agrupar 1" o:spid="_x0000_s1035" style="width:524.4pt;height:44pt;mso-position-horizontal-relative:char;mso-position-vertical-relative:line" coordorigin="20160,35006" coordsize="66600,5588" o:gfxdata="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">
-              <v:group id="Agrupar 1807430631" o:spid="_x0000_s1036" style="position:absolute;left:20160;top:35006;width:66600;height:5588" coordorigin="20160,35006" coordsize="66600,5588" o:gfxdata="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">
-                <v:rect id="Retângulo 780831950" o:spid="_x0000_s1037" style="position:absolute;left:20160;top:35006;width:66600;height:5588;visibility:visible;mso-wrap-style:square;v-text-anchor:middle" o:gfxdata="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" filled="f" stroked="f">
-                  <v:textbox inset="2.53958mm,2.53958mm,2.53958mm,2.53958mm">
-                    <w:txbxContent>
-                      <w:p>
-                        <w:pPr>
-                          <w:spacing w:line="240" w:lineRule="auto"/>
-                          <w:textDirection w:val="btLr"/>
-                        </w:pPr>
-                      </w:p>
-                    </w:txbxContent>
-                  </v:textbox>
-                </v:rect>
-                <v:group id="Agrupar 150617362" o:spid="_x0000_s1038" style="position:absolute;left:20160;top:35006;width:66600;height:5588" coordorigin="20160,35006" coordsize="66600,5588" o:gfxdata="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">
-                  <v:rect id="Retângulo 129919544" o:spid="_x0000_s1039" style="position:absolute;left:20160;top:35006;width:66600;height:5588;visibility:visible;mso-wrap-style:square;v-text-anchor:middle" o:gfxdata="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" filled="f" stroked="f">
-                    <v:textbox inset="2.53958mm,2.53958mm,2.53958mm,2.53958mm">
-                      <w:txbxContent>
-                        <w:p>
-                          <w:pPr>
-                            <w:spacing w:line="240" w:lineRule="auto"/>
-                            <w:textDirection w:val="btLr"/>
-                          </w:pPr>
-                        </w:p>
-                      </w:txbxContent>
-                    </v:textbox>
-                  </v:rect>
-                  <v:group id="Agrupar 2128796265" o:spid="_x0000_s1040" style="position:absolute;left:20160;top:35006;width:66600;height:5588" coordorigin="20160,34851" coordsize="72997,5897" o:gfxdata="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">
-                    <v:rect id="Retângulo 1344416732" o:spid="_x0000_s1041" style="position:absolute;left:20160;top:34851;width:72997;height:5897;visibility:visible;mso-wrap-style:square;v-text-anchor:middle" o:gfxdata="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" filled="f" stroked="f">
-                      <v:textbox inset="2.53958mm,2.53958mm,2.53958mm,2.53958mm">
+                        </a:ln>
+                      </wps:spPr>
+                      <wps:txbx>
                         <w:txbxContent>
                           <w:p>
                             <w:pPr>
@@ -1851,44 +2714,54 @@
                             </w:pPr>
                           </w:p>
                         </w:txbxContent>
-                      </v:textbox>
-                    </v:rect>
-                    <v:rect id="Retângulo 1061672172" o:spid="_x0000_s1042" style="position:absolute;left:20160;top:34851;width:66597;height:5897;visibility:visible;mso-wrap-style:square;v-text-anchor:middle" o:gfxdata="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" filled="f" stroked="f">
-                      <v:textbox inset="2.53958mm,2.53958mm,2.53958mm,2.53958mm">
-                        <w:txbxContent>
-                          <w:p>
-                            <w:pPr>
-                              <w:spacing w:line="240" w:lineRule="auto"/>
-                              <w:textDirection w:val="btLr"/>
-                            </w:pPr>
-                          </w:p>
-                        </w:txbxContent>
-                      </v:textbox>
-                    </v:rect>
-                    <v:shapetype id="_x0000_t75" coordsize="21600,21600" o:spt="75" o:preferrelative="t" path="m@4@5l@4@11@9@11@9@5xe" filled="f" stroked="f">
-                      <v:stroke joinstyle="miter"/>
-                      <v:formulas>
-                        <v:f eqn="if lineDrawn pixelLineWidth 0"/>
-                        <v:f eqn="sum @0 1 0"/>
-                        <v:f eqn="sum 0 0 @1"/>
-                        <v:f eqn="prod @2 1 2"/>
-                        <v:f eqn="prod @3 21600 pixelWidth"/>
-                        <v:f eqn="prod @3 21600 pixelHeight"/>
-                        <v:f eqn="sum @0 0 1"/>
-                        <v:f eqn="prod @6 1 2"/>
-                        <v:f eqn="prod @7 21600 pixelWidth"/>
-                        <v:f eqn="sum @8 21600 0"/>
-                        <v:f eqn="prod @7 21600 pixelHeight"/>
-                        <v:f eqn="sum @10 21600 0"/>
-                      </v:formulas>
-                      <v:path o:extrusionok="f" gradientshapeok="t" o:connecttype="rect"/>
-                      <o:lock v:ext="edit" aspectratio="t"/>
-                    </v:shapetype>
-                    <v:shape id="Shape 9" o:spid="_x0000_s1043" type="#_x0000_t75" style="position:absolute;left:33413;top:35390;width:59744;height:4819;visibility:visible;mso-wrap-style:square" o:preferrelative="f" o:gfxdata="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">
-                      <v:imagedata r:id="rId2" o:title="" croptop="12548f" cropbottom="12548f"/>
-                    </v:shape>
-                    <v:rect id="Retângulo 970796624" o:spid="_x0000_s1044" style="position:absolute;left:20160;top:37630;width:36489;height:2109;visibility:visible;mso-wrap-style:square;v-text-anchor:top" o:gfxdata="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" filled="f" stroked="f">
-                      <v:textbox inset="2.53958mm,2.53958mm,2.53958mm,2.53958mm">
+                      </wps:txbx>
+                      <wps:bodyPr spcFirstLastPara="1" wrap="square" lIns="91425" tIns="91425" rIns="91425" bIns="91425" anchor="ctr" anchorCtr="0">
+                        <a:noAutofit/>
+                      </wps:bodyPr>
+                    </wps:wsp>
+                    <pic:pic xmlns:pic="http://schemas.openxmlformats.org/drawingml/2006/picture">
+                      <pic:nvPicPr>
+                        <pic:cNvPr id="951339205" name="Shape 4"/>
+                        <pic:cNvPicPr preferRelativeResize="0"/>
+                      </pic:nvPicPr>
+                      <pic:blipFill rotWithShape="1">
+                        <a:blip r:embed="rId1">
+                          <a:alphaModFix/>
+                        </a:blip>
+                        <a:srcRect t="19147" b="19147"/>
+                        <a:stretch/>
+                      </pic:blipFill>
+                      <pic:spPr>
+                        <a:xfrm>
+                          <a:off x="3341314" y="3539032"/>
+                          <a:ext cx="5974393" cy="481951"/>
+                        </a:xfrm>
+                        <a:prstGeom prst="rect">
+                          <a:avLst/>
+                        </a:prstGeom>
+                        <a:noFill/>
+                        <a:ln>
+                          <a:noFill/>
+                        </a:ln>
+                      </pic:spPr>
+                    </pic:pic>
+                    <wps:wsp>
+                      <wps:cNvPr id="573271990" name="Retângulo 573271990"/>
+                      <wps:cNvSpPr/>
+                      <wps:spPr>
+                        <a:xfrm>
+                          <a:off x="2016000" y="3618692"/>
+                          <a:ext cx="4008930" cy="312803"/>
+                        </a:xfrm>
+                        <a:prstGeom prst="rect">
+                          <a:avLst/>
+                        </a:prstGeom>
+                        <a:noFill/>
+                        <a:ln>
+                          <a:noFill/>
+                        </a:ln>
+                      </wps:spPr>
+                      <wps:txbx>
                         <w:txbxContent>
                           <w:p>
                             <w:pPr>
@@ -1904,11 +2777,73 @@
                             </w:r>
                           </w:p>
                         </w:txbxContent>
-                      </v:textbox>
-                    </v:rect>
-                  </v:group>
-                </v:group>
-              </v:group>
+                      </wps:txbx>
+                      <wps:bodyPr spcFirstLastPara="1" wrap="square" lIns="91425" tIns="91425" rIns="91425" bIns="91425" anchor="t" anchorCtr="0">
+                        <a:noAutofit/>
+                      </wps:bodyPr>
+                    </wps:wsp>
+                  </wpg:wgp>
+                </a:graphicData>
+              </a:graphic>
+            </wp:inline>
+          </w:drawing>
+        </mc:Choice>
+        <mc:Fallback>
+          <w:pict>
+            <v:group w14:anchorId="13360B94" id="Agrupar 1887747798" o:spid="_x0000_s1027" style="width:524.4pt;height:44pt;mso-position-horizontal-relative:char;mso-position-vertical-relative:line" coordorigin="20160,34851" coordsize="72997,5897" o:gfxdata="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">
+              <v:rect id="Retângulo 80595541" o:spid="_x0000_s1028" style="position:absolute;left:20160;top:34851;width:66597;height:5897;visibility:visible;mso-wrap-style:square;v-text-anchor:middle" o:gfxdata="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" filled="f" stroked="f">
+                <v:textbox inset="2.53958mm,2.53958mm,2.53958mm,2.53958mm">
+                  <w:txbxContent>
+                    <w:p>
+                      <w:pPr>
+                        <w:spacing w:line="240" w:lineRule="auto"/>
+                        <w:textDirection w:val="btLr"/>
+                      </w:pPr>
+                    </w:p>
+                  </w:txbxContent>
+                </v:textbox>
+              </v:rect>
+              <v:shapetype id="_x0000_t75" coordsize="21600,21600" o:spt="75" o:preferrelative="t" path="m@4@5l@4@11@9@11@9@5xe" filled="f" stroked="f">
+                <v:stroke joinstyle="miter"/>
+                <v:formulas>
+                  <v:f eqn="if lineDrawn pixelLineWidth 0"/>
+                  <v:f eqn="sum @0 1 0"/>
+                  <v:f eqn="sum 0 0 @1"/>
+                  <v:f eqn="prod @2 1 2"/>
+                  <v:f eqn="prod @3 21600 pixelWidth"/>
+                  <v:f eqn="prod @3 21600 pixelHeight"/>
+                  <v:f eqn="sum @0 0 1"/>
+                  <v:f eqn="prod @6 1 2"/>
+                  <v:f eqn="prod @7 21600 pixelWidth"/>
+                  <v:f eqn="sum @8 21600 0"/>
+                  <v:f eqn="prod @7 21600 pixelHeight"/>
+                  <v:f eqn="sum @10 21600 0"/>
+                </v:formulas>
+                <v:path o:extrusionok="f" gradientshapeok="t" o:connecttype="rect"/>
+                <o:lock v:ext="edit" aspectratio="t"/>
+              </v:shapetype>
+              <v:shape id="Shape 4" o:spid="_x0000_s1029" type="#_x0000_t75" style="position:absolute;left:33413;top:35390;width:59744;height:4819;visibility:visible;mso-wrap-style:square" o:preferrelative="f" o:gfxdata="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">
+                <v:imagedata r:id="rId2" o:title="" croptop="12548f" cropbottom="12548f"/>
+              </v:shape>
+              <v:rect id="Retângulo 573271990" o:spid="_x0000_s1030" style="position:absolute;left:20160;top:36186;width:40089;height:3128;visibility:visible;mso-wrap-style:square;v-text-anchor:top" o:gfxdata="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" filled="f" stroked="f">
+                <v:textbox inset="2.53958mm,2.53958mm,2.53958mm,2.53958mm">
+                  <w:txbxContent>
+                    <w:p>
+                      <w:pPr>
+                        <w:spacing w:line="180" w:lineRule="auto"/>
+                        <w:textDirection w:val="btLr"/>
+                      </w:pPr>
+                      <w:r>
+                        <w:rPr>
+                          <w:rFonts w:ascii="Verdana" w:eastAsia="Verdana" w:hAnsi="Verdana" w:cs="Verdana"/>
+                          <w:sz w:val="14"/>
+                        </w:rPr>
+                        <w:t>Este documento é propriedade da TOTVS. Todos os direitos reservados. ©</w:t>
+                      </w:r>
+                    </w:p>
+                  </w:txbxContent>
+                </v:textbox>
+              </v:rect>
               <w10:anchorlock/>
             </v:group>
           </w:pict>
@@ -1954,27 +2889,27 @@
       <mc:AlternateContent>
         <mc:Choice Requires="wps">
           <w:drawing>
-            <wp:anchor distT="114300" distB="114300" distL="114300" distR="114300" simplePos="0" relativeHeight="251658240" behindDoc="0" locked="0" layoutInCell="1" hidden="0" allowOverlap="1" wp14:anchorId="0857294C" wp14:editId="12D7EE60">
+            <wp:anchor distT="114300" distB="114300" distL="114300" distR="114300" simplePos="0" relativeHeight="251658240" behindDoc="0" locked="0" layoutInCell="1" hidden="0" allowOverlap="1" wp14:anchorId="2475DD55" wp14:editId="0522EDD1">
               <wp:simplePos x="0" y="0"/>
               <wp:positionH relativeFrom="page">
-                <wp:posOffset>304802</wp:posOffset>
+                <wp:posOffset>320722</wp:posOffset>
               </wp:positionH>
               <wp:positionV relativeFrom="page">
-                <wp:posOffset>374288</wp:posOffset>
+                <wp:posOffset>388961</wp:posOffset>
               </wp:positionV>
-              <wp:extent cx="6115050" cy="590550"/>
+              <wp:extent cx="6448568" cy="586854"/>
               <wp:effectExtent l="0" t="0" r="0" b="0"/>
               <wp:wrapSquare wrapText="bothSides" distT="114300" distB="114300" distL="114300" distR="114300"/>
-              <wp:docPr id="2" name="Retângulo 2"/>
+              <wp:docPr id="4" name="Caixa de Texto 4"/>
               <wp:cNvGraphicFramePr/>
               <a:graphic xmlns:a="http://schemas.openxmlformats.org/drawingml/2006/main">
                 <a:graphicData uri="http://schemas.microsoft.com/office/word/2010/wordprocessingShape">
                   <wps:wsp>
-                    <wps:cNvSpPr/>
+                    <wps:cNvSpPr txBox="1"/>
                     <wps:spPr>
                       <a:xfrm>
-                        <a:off x="1699350" y="3479850"/>
-                        <a:ext cx="7293300" cy="600300"/>
+                        <a:off x="0" y="0"/>
+                        <a:ext cx="6448568" cy="586854"/>
                       </a:xfrm>
                       <a:prstGeom prst="rect">
                         <a:avLst/>
@@ -1995,16 +2930,24 @@
                             <w:rPr>
                               <w:rFonts w:ascii="Verdana" w:eastAsia="Verdana" w:hAnsi="Verdana" w:cs="Verdana"/>
                               <w:b/>
-                              <w:sz w:val="54"/>
+                              <w:sz w:val="48"/>
                             </w:rPr>
-                            <w:t xml:space="preserve">ESPECIFICAÇÃO DA </w:t>
+                            <w:t>ESPECIFICAÇÃO DA</w:t>
+                          </w:r>
+                          <w:r>
+                            <w:rPr>
+                              <w:rFonts w:ascii="Verdana" w:eastAsia="Verdana" w:hAnsi="Verdana" w:cs="Verdana"/>
+                              <w:b/>
+                              <w:sz w:val="48"/>
+                            </w:rPr>
+                            <w:t xml:space="preserve"> </w:t>
                           </w:r>
                           <w:r>
                             <w:rPr>
                               <w:rFonts w:ascii="Verdana" w:eastAsia="Verdana" w:hAnsi="Verdana" w:cs="Verdana"/>
                               <w:b/>
                               <w:color w:val="00C9EB"/>
-                              <w:sz w:val="54"/>
+                              <w:sz w:val="48"/>
                             </w:rPr>
                             <w:t>CUSTOMIZAÇÃO</w:t>
                           </w:r>
@@ -2013,7 +2956,7 @@
                               <w:rFonts w:ascii="Verdana" w:eastAsia="Verdana" w:hAnsi="Verdana" w:cs="Verdana"/>
                               <w:b/>
                               <w:color w:val="00DBFF"/>
-                              <w:sz w:val="54"/>
+                              <w:sz w:val="48"/>
                             </w:rPr>
                             <w:t xml:space="preserve"> </w:t>
                           </w:r>
@@ -2026,12 +2969,22 @@
                   </wps:wsp>
                 </a:graphicData>
               </a:graphic>
+              <wp14:sizeRelH relativeFrom="margin">
+                <wp14:pctWidth>0</wp14:pctWidth>
+              </wp14:sizeRelH>
+              <wp14:sizeRelV relativeFrom="margin">
+                <wp14:pctHeight>0</wp14:pctHeight>
+              </wp14:sizeRelV>
             </wp:anchor>
           </w:drawing>
         </mc:Choice>
         <mc:Fallback>
           <w:pict>
-            <v:rect w14:anchorId="0857294C" id="Retângulo 2" o:spid="_x0000_s1026" style="position:absolute;margin-left:24pt;margin-top:29.45pt;width:481.5pt;height:46.5pt;z-index:251658240;visibility:visible;mso-wrap-style:square;mso-wrap-distance-left:9pt;mso-wrap-distance-top:9pt;mso-wrap-distance-right:9pt;mso-wrap-distance-bottom:9pt;mso-position-horizontal:absolute;mso-position-horizontal-relative:page;mso-position-vertical:absolute;mso-position-vertical-relative:page;v-text-anchor:top" o:gfxdata="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" filled="f" stroked="f">
+            <v:shapetype w14:anchorId="2475DD55" id="_x0000_t202" coordsize="21600,21600" o:spt="202" path="m,l,21600r21600,l21600,xe">
+              <v:stroke joinstyle="miter"/>
+              <v:path gradientshapeok="t" o:connecttype="rect"/>
+            </v:shapetype>
+            <v:shape id="Caixa de Texto 4" o:spid="_x0000_s1026" type="#_x0000_t202" style="position:absolute;margin-left:25.25pt;margin-top:30.65pt;width:507.75pt;height:46.2pt;z-index:251658240;visibility:visible;mso-wrap-style:square;mso-width-percent:0;mso-height-percent:0;mso-wrap-distance-left:9pt;mso-wrap-distance-top:9pt;mso-wrap-distance-right:9pt;mso-wrap-distance-bottom:9pt;mso-position-horizontal:absolute;mso-position-horizontal-relative:page;mso-position-vertical:absolute;mso-position-vertical-relative:page;mso-width-percent:0;mso-height-percent:0;mso-width-relative:margin;mso-height-relative:margin;v-text-anchor:top" o:gfxdata="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" filled="f" stroked="f">
               <v:textbox inset="2.53958mm,2.53958mm,2.53958mm,2.53958mm">
                 <w:txbxContent>
                   <w:p>
@@ -2043,16 +2996,24 @@
                       <w:rPr>
                         <w:rFonts w:ascii="Verdana" w:eastAsia="Verdana" w:hAnsi="Verdana" w:cs="Verdana"/>
                         <w:b/>
-                        <w:sz w:val="54"/>
+                        <w:sz w:val="48"/>
                       </w:rPr>
-                      <w:t xml:space="preserve">ESPECIFICAÇÃO DA </w:t>
+                      <w:t>ESPECIFICAÇÃO DA</w:t>
+                    </w:r>
+                    <w:r>
+                      <w:rPr>
+                        <w:rFonts w:ascii="Verdana" w:eastAsia="Verdana" w:hAnsi="Verdana" w:cs="Verdana"/>
+                        <w:b/>
+                        <w:sz w:val="48"/>
+                      </w:rPr>
+                      <w:t xml:space="preserve"> </w:t>
                     </w:r>
                     <w:r>
                       <w:rPr>
                         <w:rFonts w:ascii="Verdana" w:eastAsia="Verdana" w:hAnsi="Verdana" w:cs="Verdana"/>
                         <w:b/>
                         <w:color w:val="00C9EB"/>
-                        <w:sz w:val="54"/>
+                        <w:sz w:val="48"/>
                       </w:rPr>
                       <w:t>CUSTOMIZAÇÃO</w:t>
                     </w:r>
@@ -2061,7 +3022,7 @@
                         <w:rFonts w:ascii="Verdana" w:eastAsia="Verdana" w:hAnsi="Verdana" w:cs="Verdana"/>
                         <w:b/>
                         <w:color w:val="00DBFF"/>
-                        <w:sz w:val="54"/>
+                        <w:sz w:val="48"/>
                       </w:rPr>
                       <w:t xml:space="preserve"> </w:t>
                     </w:r>
@@ -2069,7 +3030,7 @@
                 </w:txbxContent>
               </v:textbox>
               <w10:wrap type="square" anchorx="page" anchory="page"/>
-            </v:rect>
+            </v:shape>
           </w:pict>
         </mc:Fallback>
       </mc:AlternateContent>
@@ -2081,18 +3042,18 @@
       <mc:AlternateContent>
         <mc:Choice Requires="wpg">
           <w:drawing>
-            <wp:anchor distT="0" distB="0" distL="0" distR="0" simplePos="0" relativeHeight="251659264" behindDoc="1" locked="0" layoutInCell="1" hidden="0" allowOverlap="1" wp14:anchorId="00E0A156" wp14:editId="449A0628">
+            <wp:anchor distT="0" distB="0" distL="114300" distR="114300" simplePos="0" relativeHeight="251659264" behindDoc="1" locked="0" layoutInCell="1" hidden="0" allowOverlap="1" wp14:anchorId="45B95B0B" wp14:editId="72E696DA">
               <wp:simplePos x="0" y="0"/>
               <wp:positionH relativeFrom="column">
-                <wp:posOffset>3213100</wp:posOffset>
+                <wp:posOffset>3219450</wp:posOffset>
               </wp:positionH>
               <wp:positionV relativeFrom="paragraph">
-                <wp:posOffset>76200</wp:posOffset>
+                <wp:posOffset>85725</wp:posOffset>
               </wp:positionV>
               <wp:extent cx="3729990" cy="350234"/>
               <wp:effectExtent l="0" t="0" r="0" b="0"/>
               <wp:wrapNone/>
-              <wp:docPr id="4" name="Agrupar 4"/>
+              <wp:docPr id="1" name="Agrupar 1"/>
               <wp:cNvGraphicFramePr/>
               <a:graphic xmlns:a="http://schemas.openxmlformats.org/drawingml/2006/main">
                 <a:graphicData uri="http://schemas.microsoft.com/office/word/2010/wordprocessingGroup">
@@ -2102,237 +3063,83 @@
                       <a:xfrm>
                         <a:off x="0" y="0"/>
                         <a:ext cx="3729990" cy="350234"/>
-                        <a:chOff x="3481000" y="3604875"/>
-                        <a:chExt cx="3730000" cy="350250"/>
+                        <a:chOff x="3993825" y="3618075"/>
+                        <a:chExt cx="3209475" cy="285125"/>
                       </a:xfrm>
                     </wpg:grpSpPr>
-                    <wpg:grpSp>
-                      <wpg:cNvPr id="1741033543" name="Agrupar 1741033543"/>
-                      <wpg:cNvGrpSpPr/>
-                      <wpg:grpSpPr>
+                    <pic:pic xmlns:pic="http://schemas.openxmlformats.org/drawingml/2006/picture">
+                      <pic:nvPicPr>
+                        <pic:cNvPr id="2" name="Shape 2"/>
+                        <pic:cNvPicPr preferRelativeResize="0"/>
+                      </pic:nvPicPr>
+                      <pic:blipFill rotWithShape="1">
+                        <a:blip r:embed="rId1">
+                          <a:alphaModFix/>
+                        </a:blip>
+                        <a:srcRect l="5760" t="36586" r="5760" b="20261"/>
+                        <a:stretch/>
+                      </pic:blipFill>
+                      <pic:spPr>
                         <a:xfrm>
-                          <a:off x="3481005" y="3604883"/>
-                          <a:ext cx="3729990" cy="350234"/>
-                          <a:chOff x="3481000" y="3604875"/>
-                          <a:chExt cx="3730000" cy="350250"/>
+                          <a:off x="3993825" y="3618075"/>
+                          <a:ext cx="3209475" cy="285100"/>
                         </a:xfrm>
-                      </wpg:grpSpPr>
-                      <wps:wsp>
-                        <wps:cNvPr id="1937143420" name="Retângulo 1937143420"/>
-                        <wps:cNvSpPr/>
-                        <wps:spPr>
-                          <a:xfrm>
-                            <a:off x="3481000" y="3604875"/>
-                            <a:ext cx="3730000" cy="350250"/>
-                          </a:xfrm>
-                          <a:prstGeom prst="rect">
-                            <a:avLst/>
-                          </a:prstGeom>
+                        <a:prstGeom prst="rect">
+                          <a:avLst/>
+                        </a:prstGeom>
+                        <a:noFill/>
+                        <a:ln>
                           <a:noFill/>
-                          <a:ln>
-                            <a:noFill/>
-                          </a:ln>
-                        </wps:spPr>
-                        <wps:txbx>
-                          <w:txbxContent>
-                            <w:p>
-                              <w:pPr>
-                                <w:spacing w:line="240" w:lineRule="auto"/>
-                                <w:textDirection w:val="btLr"/>
-                              </w:pPr>
-                            </w:p>
-                          </w:txbxContent>
-                        </wps:txbx>
-                        <wps:bodyPr spcFirstLastPara="1" wrap="square" lIns="91425" tIns="91425" rIns="91425" bIns="91425" anchor="ctr" anchorCtr="0">
-                          <a:noAutofit/>
-                        </wps:bodyPr>
-                      </wps:wsp>
-                      <wpg:grpSp>
-                        <wpg:cNvPr id="644865274" name="Agrupar 644865274"/>
-                        <wpg:cNvGrpSpPr/>
-                        <wpg:grpSpPr>
-                          <a:xfrm>
-                            <a:off x="3481005" y="3604883"/>
-                            <a:ext cx="3729990" cy="350234"/>
-                            <a:chOff x="3481000" y="3604875"/>
-                            <a:chExt cx="3730000" cy="350250"/>
-                          </a:xfrm>
-                        </wpg:grpSpPr>
-                        <wps:wsp>
-                          <wps:cNvPr id="577866196" name="Retângulo 577866196"/>
-                          <wps:cNvSpPr/>
-                          <wps:spPr>
-                            <a:xfrm>
-                              <a:off x="3481000" y="3604875"/>
-                              <a:ext cx="3730000" cy="350250"/>
-                            </a:xfrm>
-                            <a:prstGeom prst="rect">
-                              <a:avLst/>
-                            </a:prstGeom>
-                            <a:noFill/>
-                            <a:ln>
-                              <a:noFill/>
-                            </a:ln>
-                          </wps:spPr>
-                          <wps:txbx>
-                            <w:txbxContent>
-                              <w:p>
-                                <w:pPr>
-                                  <w:spacing w:line="240" w:lineRule="auto"/>
-                                  <w:textDirection w:val="btLr"/>
-                                </w:pPr>
-                              </w:p>
-                            </w:txbxContent>
-                          </wps:txbx>
-                          <wps:bodyPr spcFirstLastPara="1" wrap="square" lIns="91425" tIns="91425" rIns="91425" bIns="91425" anchor="ctr" anchorCtr="0">
-                            <a:noAutofit/>
-                          </wps:bodyPr>
-                        </wps:wsp>
-                        <wpg:grpSp>
-                          <wpg:cNvPr id="1476395881" name="Agrupar 1476395881"/>
-                          <wpg:cNvGrpSpPr/>
-                          <wpg:grpSpPr>
-                            <a:xfrm>
-                              <a:off x="3481005" y="3604883"/>
-                              <a:ext cx="3729990" cy="350234"/>
-                              <a:chOff x="3993825" y="3618075"/>
-                              <a:chExt cx="3209475" cy="285125"/>
-                            </a:xfrm>
-                          </wpg:grpSpPr>
-                          <wps:wsp>
-                            <wps:cNvPr id="1052553394" name="Retângulo 1052553394"/>
-                            <wps:cNvSpPr/>
-                            <wps:spPr>
-                              <a:xfrm>
-                                <a:off x="3993825" y="3618075"/>
-                                <a:ext cx="3209475" cy="285125"/>
-                              </a:xfrm>
-                              <a:prstGeom prst="rect">
-                                <a:avLst/>
-                              </a:prstGeom>
-                              <a:noFill/>
-                              <a:ln>
-                                <a:noFill/>
-                              </a:ln>
-                            </wps:spPr>
-                            <wps:txbx>
-                              <w:txbxContent>
-                                <w:p>
-                                  <w:pPr>
-                                    <w:spacing w:line="240" w:lineRule="auto"/>
-                                    <w:textDirection w:val="btLr"/>
-                                  </w:pPr>
-                                </w:p>
-                              </w:txbxContent>
-                            </wps:txbx>
-                            <wps:bodyPr spcFirstLastPara="1" wrap="square" lIns="91425" tIns="91425" rIns="91425" bIns="91425" anchor="ctr" anchorCtr="0">
-                              <a:noAutofit/>
-                            </wps:bodyPr>
-                          </wps:wsp>
-                          <pic:pic xmlns:pic="http://schemas.openxmlformats.org/drawingml/2006/picture">
-                            <pic:nvPicPr>
-                              <pic:cNvPr id="23" name="Shape 23"/>
-                              <pic:cNvPicPr preferRelativeResize="0"/>
-                            </pic:nvPicPr>
-                            <pic:blipFill rotWithShape="1">
-                              <a:blip r:embed="rId1">
-                                <a:alphaModFix/>
-                              </a:blip>
-                              <a:srcRect l="5760" t="36585" r="5760" b="20260"/>
-                              <a:stretch/>
-                            </pic:blipFill>
-                            <pic:spPr>
-                              <a:xfrm>
-                                <a:off x="3993825" y="3618075"/>
-                                <a:ext cx="3209475" cy="285100"/>
-                              </a:xfrm>
-                              <a:prstGeom prst="rect">
-                                <a:avLst/>
-                              </a:prstGeom>
-                              <a:noFill/>
-                              <a:ln>
-                                <a:noFill/>
-                              </a:ln>
-                            </pic:spPr>
-                          </pic:pic>
-                        </wpg:grpSp>
-                      </wpg:grpSp>
-                    </wpg:grpSp>
+                        </a:ln>
+                      </pic:spPr>
+                    </pic:pic>
                   </wpg:wgp>
                 </a:graphicData>
               </a:graphic>
             </wp:anchor>
           </w:drawing>
         </mc:Choice>
-        <mc:Fallback>
-          <w:pict>
-            <v:group w14:anchorId="00E0A156" id="Agrupar 4" o:spid="_x0000_s1027" style="position:absolute;margin-left:253pt;margin-top:6pt;width:293.7pt;height:27.6pt;z-index:-251657216;mso-wrap-distance-left:0;mso-wrap-distance-right:0" coordorigin="34810,36048" coordsize="37300,3502" o:gfxdata="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">
-              <v:group id="Agrupar 1741033543" o:spid="_x0000_s1028" style="position:absolute;left:34810;top:36048;width:37299;height:3503" coordorigin="34810,36048" coordsize="37300,3502" o:gfxdata="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">
-                <v:rect id="Retângulo 1937143420" o:spid="_x0000_s1029" style="position:absolute;left:34810;top:36048;width:37300;height:3503;visibility:visible;mso-wrap-style:square;v-text-anchor:middle" o:gfxdata="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" filled="f" stroked="f">
-                  <v:textbox inset="2.53958mm,2.53958mm,2.53958mm,2.53958mm">
-                    <w:txbxContent>
-                      <w:p>
-                        <w:pPr>
-                          <w:spacing w:line="240" w:lineRule="auto"/>
-                          <w:textDirection w:val="btLr"/>
-                        </w:pPr>
-                      </w:p>
-                    </w:txbxContent>
-                  </v:textbox>
-                </v:rect>
-                <v:group id="Agrupar 644865274" o:spid="_x0000_s1030" style="position:absolute;left:34810;top:36048;width:37299;height:3503" coordorigin="34810,36048" coordsize="37300,3502" o:gfxdata="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">
-                  <v:rect id="Retângulo 577866196" o:spid="_x0000_s1031" style="position:absolute;left:34810;top:36048;width:37300;height:3503;visibility:visible;mso-wrap-style:square;v-text-anchor:middle" o:gfxdata="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" filled="f" stroked="f">
-                    <v:textbox inset="2.53958mm,2.53958mm,2.53958mm,2.53958mm">
-                      <w:txbxContent>
-                        <w:p>
-                          <w:pPr>
-                            <w:spacing w:line="240" w:lineRule="auto"/>
-                            <w:textDirection w:val="btLr"/>
-                          </w:pPr>
-                        </w:p>
-                      </w:txbxContent>
-                    </v:textbox>
-                  </v:rect>
-                  <v:group id="Agrupar 1476395881" o:spid="_x0000_s1032" style="position:absolute;left:34810;top:36048;width:37299;height:3503" coordorigin="39938,36180" coordsize="32094,2851" o:gfxdata="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">
-                    <v:rect id="Retângulo 1052553394" o:spid="_x0000_s1033" style="position:absolute;left:39938;top:36180;width:32095;height:2852;visibility:visible;mso-wrap-style:square;v-text-anchor:middle" o:gfxdata="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" filled="f" stroked="f">
-                      <v:textbox inset="2.53958mm,2.53958mm,2.53958mm,2.53958mm">
-                        <w:txbxContent>
-                          <w:p>
-                            <w:pPr>
-                              <w:spacing w:line="240" w:lineRule="auto"/>
-                              <w:textDirection w:val="btLr"/>
-                            </w:pPr>
-                          </w:p>
-                        </w:txbxContent>
-                      </v:textbox>
-                    </v:rect>
-                    <v:shapetype id="_x0000_t75" coordsize="21600,21600" o:spt="75" o:preferrelative="t" path="m@4@5l@4@11@9@11@9@5xe" filled="f" stroked="f">
-                      <v:stroke joinstyle="miter"/>
-                      <v:formulas>
-                        <v:f eqn="if lineDrawn pixelLineWidth 0"/>
-                        <v:f eqn="sum @0 1 0"/>
-                        <v:f eqn="sum 0 0 @1"/>
-                        <v:f eqn="prod @2 1 2"/>
-                        <v:f eqn="prod @3 21600 pixelWidth"/>
-                        <v:f eqn="prod @3 21600 pixelHeight"/>
-                        <v:f eqn="sum @0 0 1"/>
-                        <v:f eqn="prod @6 1 2"/>
-                        <v:f eqn="prod @7 21600 pixelWidth"/>
-                        <v:f eqn="sum @8 21600 0"/>
-                        <v:f eqn="prod @7 21600 pixelHeight"/>
-                        <v:f eqn="sum @10 21600 0"/>
-                      </v:formulas>
-                      <v:path o:extrusionok="f" gradientshapeok="t" o:connecttype="rect"/>
-                      <o:lock v:ext="edit" aspectratio="t"/>
-                    </v:shapetype>
-                    <v:shape id="Shape 23" o:spid="_x0000_s1034" type="#_x0000_t75" style="position:absolute;left:39938;top:36180;width:32095;height:2851;visibility:visible;mso-wrap-style:square" o:preferrelative="f" o:gfxdata="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">
-                      <v:imagedata r:id="rId2" o:title="" croptop="23976f" cropbottom="13278f" cropleft="3775f" cropright="3775f"/>
-                    </v:shape>
-                  </v:group>
-                </v:group>
-              </v:group>
-            </v:group>
-          </w:pict>
+        <mc:Fallback xmlns:sl="http://schemas.openxmlformats.org/schemaLibrary/2006/main" xmlns:a="http://schemas.openxmlformats.org/drawingml/2006/main" xmlns:pic="http://schemas.openxmlformats.org/drawingml/2006/picture" xmlns:c="http://schemas.openxmlformats.org/drawingml/2006/chart" xmlns:lc="http://schemas.openxmlformats.org/drawingml/2006/lockedCanvas" xmlns:dgm="http://schemas.openxmlformats.org/drawingml/2006/diagram" xmlns="http://schemas.microsoft.com/office/tasks/2019/documenttasks" xmlns:cr="http://schemas.microsoft.com/office/comments/2020/reactions">
+          <w:drawing>
+            <wp:anchor allowOverlap="1" behindDoc="1" distB="0" distT="0" distL="114300" distR="114300" hidden="0" layoutInCell="1" locked="0" relativeHeight="0" simplePos="0">
+              <wp:simplePos x="0" y="0"/>
+              <wp:positionH relativeFrom="column">
+                <wp:posOffset>3219450</wp:posOffset>
+              </wp:positionH>
+              <wp:positionV relativeFrom="paragraph">
+                <wp:posOffset>85725</wp:posOffset>
+              </wp:positionV>
+              <wp:extent cx="3729990" cy="350234"/>
+              <wp:effectExtent b="0" l="0" r="0" t="0"/>
+              <wp:wrapNone/>
+              <wp:docPr id="1" name="image1.png"/>
+              <a:graphic>
+                <a:graphicData uri="http://schemas.openxmlformats.org/drawingml/2006/picture">
+                  <pic:pic>
+                    <pic:nvPicPr>
+                      <pic:cNvPr id="0" name="image1.png"/>
+                      <pic:cNvPicPr preferRelativeResize="0"/>
+                    </pic:nvPicPr>
+                    <pic:blipFill>
+                      <a:blip r:embed="rId2"/>
+                      <a:srcRect/>
+                      <a:stretch>
+                        <a:fillRect/>
+                      </a:stretch>
+                    </pic:blipFill>
+                    <pic:spPr>
+                      <a:xfrm>
+                        <a:off x="0" y="0"/>
+                        <a:ext cx="3729990" cy="350234"/>
+                      </a:xfrm>
+                      <a:prstGeom prst="rect"/>
+                      <a:ln/>
+                    </pic:spPr>
+                  </pic:pic>
+                </a:graphicData>
+              </a:graphic>
+            </wp:anchor>
+          </w:drawing>
         </mc:Fallback>
       </mc:AlternateContent>
     </w:r>
@@ -2360,6 +3167,16 @@
       <w:fldChar w:fldCharType="end"/>
     </w:r>
   </w:p>
+  <w:p>
+    <w:pPr>
+      <w:pStyle w:val="Ttulo"/>
+      <w:keepNext w:val="0"/>
+      <w:keepLines w:val="0"/>
+      <w:spacing w:line="240" w:lineRule="auto"/>
+    </w:pPr>
+    <w:bookmarkStart w:id="17" w:name="_5pqgo7t14mnk" w:colFirst="0" w:colLast="0"/>
+    <w:bookmarkEnd w:id="17"/>
+  </w:p>
 </w:hdr>
 </file>
 
@@ -2373,10 +3190,10 @@
       <mc:AlternateContent>
         <mc:Choice Requires="wpg">
           <w:drawing>
-            <wp:anchor distT="0" distB="0" distL="114300" distR="114300" simplePos="0" relativeHeight="251660288" behindDoc="0" locked="0" layoutInCell="1" hidden="0" allowOverlap="1" wp14:anchorId="1A0275B5" wp14:editId="6B6A7366">
+            <wp:anchor distT="0" distB="0" distL="114300" distR="114300" simplePos="0" relativeHeight="251660288" behindDoc="0" locked="0" layoutInCell="1" hidden="0" allowOverlap="1" wp14:anchorId="578F9B58" wp14:editId="3B4773C8">
               <wp:simplePos x="0" y="0"/>
               <wp:positionH relativeFrom="page">
-                <wp:posOffset>3707549</wp:posOffset>
+                <wp:posOffset>3707550</wp:posOffset>
               </wp:positionH>
               <wp:positionV relativeFrom="page">
                 <wp:posOffset>455250</wp:posOffset>
@@ -2394,238 +3211,83 @@
                       <a:xfrm>
                         <a:off x="0" y="0"/>
                         <a:ext cx="3729990" cy="350234"/>
-                        <a:chOff x="3481000" y="3604875"/>
-                        <a:chExt cx="3730000" cy="350250"/>
+                        <a:chOff x="3993825" y="3618075"/>
+                        <a:chExt cx="3209475" cy="285125"/>
                       </a:xfrm>
                     </wpg:grpSpPr>
-                    <wpg:grpSp>
-                      <wpg:cNvPr id="2044625447" name="Agrupar 2044625447"/>
-                      <wpg:cNvGrpSpPr/>
-                      <wpg:grpSpPr>
+                    <pic:pic xmlns:pic="http://schemas.openxmlformats.org/drawingml/2006/picture">
+                      <pic:nvPicPr>
+                        <pic:cNvPr id="2019960289" name="Shape 2"/>
+                        <pic:cNvPicPr preferRelativeResize="0"/>
+                      </pic:nvPicPr>
+                      <pic:blipFill rotWithShape="1">
+                        <a:blip r:embed="rId1">
+                          <a:alphaModFix/>
+                        </a:blip>
+                        <a:srcRect l="5760" t="36586" r="5760" b="20261"/>
+                        <a:stretch/>
+                      </pic:blipFill>
+                      <pic:spPr>
                         <a:xfrm>
-                          <a:off x="3481005" y="3604883"/>
-                          <a:ext cx="3729990" cy="350234"/>
-                          <a:chOff x="3481000" y="3604875"/>
-                          <a:chExt cx="3730000" cy="350250"/>
+                          <a:off x="3993825" y="3618075"/>
+                          <a:ext cx="3209475" cy="285100"/>
                         </a:xfrm>
-                      </wpg:grpSpPr>
-                      <wps:wsp>
-                        <wps:cNvPr id="610975764" name="Retângulo 610975764"/>
-                        <wps:cNvSpPr/>
-                        <wps:spPr>
-                          <a:xfrm>
-                            <a:off x="3481000" y="3604875"/>
-                            <a:ext cx="3730000" cy="350250"/>
-                          </a:xfrm>
-                          <a:prstGeom prst="rect">
-                            <a:avLst/>
-                          </a:prstGeom>
+                        <a:prstGeom prst="rect">
+                          <a:avLst/>
+                        </a:prstGeom>
+                        <a:noFill/>
+                        <a:ln>
                           <a:noFill/>
-                          <a:ln>
-                            <a:noFill/>
-                          </a:ln>
-                        </wps:spPr>
-                        <wps:txbx>
-                          <w:txbxContent>
-                            <w:p>
-                              <w:pPr>
-                                <w:spacing w:line="240" w:lineRule="auto"/>
-                                <w:textDirection w:val="btLr"/>
-                              </w:pPr>
-                            </w:p>
-                          </w:txbxContent>
-                        </wps:txbx>
-                        <wps:bodyPr spcFirstLastPara="1" wrap="square" lIns="91425" tIns="91425" rIns="91425" bIns="91425" anchor="ctr" anchorCtr="0">
-                          <a:noAutofit/>
-                        </wps:bodyPr>
-                      </wps:wsp>
-                      <wpg:grpSp>
-                        <wpg:cNvPr id="2121648371" name="Agrupar 2121648371"/>
-                        <wpg:cNvGrpSpPr/>
-                        <wpg:grpSpPr>
-                          <a:xfrm>
-                            <a:off x="3481005" y="3604883"/>
-                            <a:ext cx="3729990" cy="350234"/>
-                            <a:chOff x="3481000" y="3604875"/>
-                            <a:chExt cx="3730000" cy="350250"/>
-                          </a:xfrm>
-                        </wpg:grpSpPr>
-                        <wps:wsp>
-                          <wps:cNvPr id="1357045157" name="Retângulo 1357045157"/>
-                          <wps:cNvSpPr/>
-                          <wps:spPr>
-                            <a:xfrm>
-                              <a:off x="3481000" y="3604875"/>
-                              <a:ext cx="3730000" cy="350250"/>
-                            </a:xfrm>
-                            <a:prstGeom prst="rect">
-                              <a:avLst/>
-                            </a:prstGeom>
-                            <a:noFill/>
-                            <a:ln>
-                              <a:noFill/>
-                            </a:ln>
-                          </wps:spPr>
-                          <wps:txbx>
-                            <w:txbxContent>
-                              <w:p>
-                                <w:pPr>
-                                  <w:spacing w:line="240" w:lineRule="auto"/>
-                                  <w:textDirection w:val="btLr"/>
-                                </w:pPr>
-                              </w:p>
-                            </w:txbxContent>
-                          </wps:txbx>
-                          <wps:bodyPr spcFirstLastPara="1" wrap="square" lIns="91425" tIns="91425" rIns="91425" bIns="91425" anchor="ctr" anchorCtr="0">
-                            <a:noAutofit/>
-                          </wps:bodyPr>
-                        </wps:wsp>
-                        <wpg:grpSp>
-                          <wpg:cNvPr id="1485367103" name="Agrupar 1485367103"/>
-                          <wpg:cNvGrpSpPr/>
-                          <wpg:grpSpPr>
-                            <a:xfrm>
-                              <a:off x="3481005" y="3604883"/>
-                              <a:ext cx="3729990" cy="350234"/>
-                              <a:chOff x="3993825" y="3618075"/>
-                              <a:chExt cx="3209475" cy="285125"/>
-                            </a:xfrm>
-                          </wpg:grpSpPr>
-                          <wps:wsp>
-                            <wps:cNvPr id="1493581265" name="Retângulo 1493581265"/>
-                            <wps:cNvSpPr/>
-                            <wps:spPr>
-                              <a:xfrm>
-                                <a:off x="3993825" y="3618075"/>
-                                <a:ext cx="3209475" cy="285125"/>
-                              </a:xfrm>
-                              <a:prstGeom prst="rect">
-                                <a:avLst/>
-                              </a:prstGeom>
-                              <a:noFill/>
-                              <a:ln>
-                                <a:noFill/>
-                              </a:ln>
-                            </wps:spPr>
-                            <wps:txbx>
-                              <w:txbxContent>
-                                <w:p>
-                                  <w:pPr>
-                                    <w:spacing w:line="240" w:lineRule="auto"/>
-                                    <w:textDirection w:val="btLr"/>
-                                  </w:pPr>
-                                </w:p>
-                              </w:txbxContent>
-                            </wps:txbx>
-                            <wps:bodyPr spcFirstLastPara="1" wrap="square" lIns="91425" tIns="91425" rIns="91425" bIns="91425" anchor="ctr" anchorCtr="0">
-                              <a:noAutofit/>
-                            </wps:bodyPr>
-                          </wps:wsp>
-                          <pic:pic xmlns:pic="http://schemas.openxmlformats.org/drawingml/2006/picture">
-                            <pic:nvPicPr>
-                              <pic:cNvPr id="17" name="Shape 17"/>
-                              <pic:cNvPicPr preferRelativeResize="0"/>
-                            </pic:nvPicPr>
-                            <pic:blipFill rotWithShape="1">
-                              <a:blip r:embed="rId1">
-                                <a:alphaModFix/>
-                              </a:blip>
-                              <a:srcRect l="5760" t="36585" r="5760" b="20260"/>
-                              <a:stretch/>
-                            </pic:blipFill>
-                            <pic:spPr>
-                              <a:xfrm>
-                                <a:off x="3993825" y="3618075"/>
-                                <a:ext cx="3209475" cy="285100"/>
-                              </a:xfrm>
-                              <a:prstGeom prst="rect">
-                                <a:avLst/>
-                              </a:prstGeom>
-                              <a:noFill/>
-                              <a:ln>
-                                <a:noFill/>
-                              </a:ln>
-                            </pic:spPr>
-                          </pic:pic>
-                        </wpg:grpSp>
-                      </wpg:grpSp>
-                    </wpg:grpSp>
+                        </a:ln>
+                      </pic:spPr>
+                    </pic:pic>
                   </wpg:wgp>
                 </a:graphicData>
               </a:graphic>
             </wp:anchor>
           </w:drawing>
         </mc:Choice>
-        <mc:Fallback>
-          <w:pict>
-            <v:group w14:anchorId="1A0275B5" id="Agrupar 3" o:spid="_x0000_s1045" style="position:absolute;margin-left:291.95pt;margin-top:35.85pt;width:293.7pt;height:27.6pt;z-index:251660288;mso-position-horizontal-relative:page;mso-position-vertical-relative:page" coordorigin="34810,36048" coordsize="37300,3502" o:gfxdata="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">
-              <v:group id="Agrupar 2044625447" o:spid="_x0000_s1046" style="position:absolute;left:34810;top:36048;width:37299;height:3503" coordorigin="34810,36048" coordsize="37300,3502" o:gfxdata="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">
-                <v:rect id="Retângulo 610975764" o:spid="_x0000_s1047" style="position:absolute;left:34810;top:36048;width:37300;height:3503;visibility:visible;mso-wrap-style:square;v-text-anchor:middle" o:gfxdata="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" filled="f" stroked="f">
-                  <v:textbox inset="2.53958mm,2.53958mm,2.53958mm,2.53958mm">
-                    <w:txbxContent>
-                      <w:p>
-                        <w:pPr>
-                          <w:spacing w:line="240" w:lineRule="auto"/>
-                          <w:textDirection w:val="btLr"/>
-                        </w:pPr>
-                      </w:p>
-                    </w:txbxContent>
-                  </v:textbox>
-                </v:rect>
-                <v:group id="Agrupar 2121648371" o:spid="_x0000_s1048" style="position:absolute;left:34810;top:36048;width:37299;height:3503" coordorigin="34810,36048" coordsize="37300,3502" o:gfxdata="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">
-                  <v:rect id="Retângulo 1357045157" o:spid="_x0000_s1049" style="position:absolute;left:34810;top:36048;width:37300;height:3503;visibility:visible;mso-wrap-style:square;v-text-anchor:middle" o:gfxdata="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" filled="f" stroked="f">
-                    <v:textbox inset="2.53958mm,2.53958mm,2.53958mm,2.53958mm">
-                      <w:txbxContent>
-                        <w:p>
-                          <w:pPr>
-                            <w:spacing w:line="240" w:lineRule="auto"/>
-                            <w:textDirection w:val="btLr"/>
-                          </w:pPr>
-                        </w:p>
-                      </w:txbxContent>
-                    </v:textbox>
-                  </v:rect>
-                  <v:group id="Agrupar 1485367103" o:spid="_x0000_s1050" style="position:absolute;left:34810;top:36048;width:37299;height:3503" coordorigin="39938,36180" coordsize="32094,2851" o:gfxdata="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">
-                    <v:rect id="Retângulo 1493581265" o:spid="_x0000_s1051" style="position:absolute;left:39938;top:36180;width:32095;height:2852;visibility:visible;mso-wrap-style:square;v-text-anchor:middle" o:gfxdata="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" filled="f" stroked="f">
-                      <v:textbox inset="2.53958mm,2.53958mm,2.53958mm,2.53958mm">
-                        <w:txbxContent>
-                          <w:p>
-                            <w:pPr>
-                              <w:spacing w:line="240" w:lineRule="auto"/>
-                              <w:textDirection w:val="btLr"/>
-                            </w:pPr>
-                          </w:p>
-                        </w:txbxContent>
-                      </v:textbox>
-                    </v:rect>
-                    <v:shapetype id="_x0000_t75" coordsize="21600,21600" o:spt="75" o:preferrelative="t" path="m@4@5l@4@11@9@11@9@5xe" filled="f" stroked="f">
-                      <v:stroke joinstyle="miter"/>
-                      <v:formulas>
-                        <v:f eqn="if lineDrawn pixelLineWidth 0"/>
-                        <v:f eqn="sum @0 1 0"/>
-                        <v:f eqn="sum 0 0 @1"/>
-                        <v:f eqn="prod @2 1 2"/>
-                        <v:f eqn="prod @3 21600 pixelWidth"/>
-                        <v:f eqn="prod @3 21600 pixelHeight"/>
-                        <v:f eqn="sum @0 0 1"/>
-                        <v:f eqn="prod @6 1 2"/>
-                        <v:f eqn="prod @7 21600 pixelWidth"/>
-                        <v:f eqn="sum @8 21600 0"/>
-                        <v:f eqn="prod @7 21600 pixelHeight"/>
-                        <v:f eqn="sum @10 21600 0"/>
-                      </v:formulas>
-                      <v:path o:extrusionok="f" gradientshapeok="t" o:connecttype="rect"/>
-                      <o:lock v:ext="edit" aspectratio="t"/>
-                    </v:shapetype>
-                    <v:shape id="Shape 17" o:spid="_x0000_s1052" type="#_x0000_t75" style="position:absolute;left:39938;top:36180;width:32095;height:2851;visibility:visible;mso-wrap-style:square" o:preferrelative="f" o:gfxdata="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">
-                      <v:imagedata r:id="rId2" o:title="" croptop="23976f" cropbottom="13278f" cropleft="3775f" cropright="3775f"/>
-                    </v:shape>
-                  </v:group>
-                </v:group>
-              </v:group>
-              <w10:wrap anchorx="page" anchory="page"/>
-            </v:group>
-          </w:pict>
+        <mc:Fallback xmlns:sl="http://schemas.openxmlformats.org/schemaLibrary/2006/main" xmlns:a="http://schemas.openxmlformats.org/drawingml/2006/main" xmlns:pic="http://schemas.openxmlformats.org/drawingml/2006/picture" xmlns:c="http://schemas.openxmlformats.org/drawingml/2006/chart" xmlns:lc="http://schemas.openxmlformats.org/drawingml/2006/lockedCanvas" xmlns:dgm="http://schemas.openxmlformats.org/drawingml/2006/diagram" xmlns="http://schemas.microsoft.com/office/tasks/2019/documenttasks" xmlns:cr="http://schemas.microsoft.com/office/comments/2020/reactions">
+          <w:drawing>
+            <wp:anchor allowOverlap="1" behindDoc="0" distB="0" distT="0" distL="114300" distR="114300" hidden="0" layoutInCell="1" locked="0" relativeHeight="0" simplePos="0">
+              <wp:simplePos x="0" y="0"/>
+              <wp:positionH relativeFrom="page">
+                <wp:posOffset>3707550</wp:posOffset>
+              </wp:positionH>
+              <wp:positionV relativeFrom="page">
+                <wp:posOffset>455250</wp:posOffset>
+              </wp:positionV>
+              <wp:extent cx="3729990" cy="350234"/>
+              <wp:effectExtent b="0" l="0" r="0" t="0"/>
+              <wp:wrapNone/>
+              <wp:docPr id="3" name="image3.png"/>
+              <a:graphic>
+                <a:graphicData uri="http://schemas.openxmlformats.org/drawingml/2006/picture">
+                  <pic:pic>
+                    <pic:nvPicPr>
+                      <pic:cNvPr id="0" name="image3.png"/>
+                      <pic:cNvPicPr preferRelativeResize="0"/>
+                    </pic:nvPicPr>
+                    <pic:blipFill>
+                      <a:blip r:embed="rId2"/>
+                      <a:srcRect/>
+                      <a:stretch>
+                        <a:fillRect/>
+                      </a:stretch>
+                    </pic:blipFill>
+                    <pic:spPr>
+                      <a:xfrm>
+                        <a:off x="0" y="0"/>
+                        <a:ext cx="3729990" cy="350234"/>
+                      </a:xfrm>
+                      <a:prstGeom prst="rect"/>
+                      <a:ln/>
+                    </pic:spPr>
+                  </pic:pic>
+                </a:graphicData>
+              </a:graphic>
+            </wp:anchor>
+          </w:drawing>
         </mc:Fallback>
       </mc:AlternateContent>
     </w:r>
@@ -2653,9 +3315,9 @@
 <file path=word/numbering.xml><?xml version="1.0" encoding="utf-8"?>
 <w:numbering xmlns:wpc="http://schemas.microsoft.com/office/word/2010/wordprocessingCanvas" xmlns:cx="http://schemas.microsoft.com/office/drawing/2014/chartex" xmlns:cx1="http://schemas.microsoft.com/office/drawing/2015/9/8/chartex" xmlns:cx2="http://schemas.microsoft.com/office/drawing/2015/10/21/chartex" xmlns:cx3="http://schemas.microsoft.com/office/drawing/2016/5/9/chartex" xmlns:cx4="http://schemas.microsoft.com/office/drawing/2016/5/10/chartex" xmlns:cx5="http://schemas.microsoft.com/office/drawing/2016/5/11/chartex" xmlns:cx6="http://schemas.microsoft.com/office/drawing/2016/5/12/chartex" xmlns:cx7="http://schemas.microsoft.com/office/drawing/2016/5/13/chartex" xmlns:cx8="http://schemas.microsoft.com/office/drawing/2016/5/14/chartex" xmlns:mc="http://schemas.openxmlformats.org/markup-compatibility/2006" xmlns:aink="http://schemas.microsoft.com/office/drawing/2016/ink" xmlns:am3d="http://schemas.microsoft.com/office/drawing/2017/model3d" xmlns:o="urn:schemas-microsoft-com:office:office" xmlns:oel="http://schemas.microsoft.com/office/2019/extlst" xmlns:r="http://schemas.openxmlformats.org/officeDocument/2006/relationships" xmlns:m="http://schemas.openxmlformats.org/officeDocument/2006/math" xmlns:v="urn:schemas-microsoft-com:vml" xmlns:wp14="http://schemas.microsoft.com/office/word/2010/wordprocessingDrawing" xmlns:wp="http://schemas.openxmlformats.org/drawingml/2006/wordprocessingDrawing" xmlns:w10="urn:schemas-microsoft-com:office:word" xmlns:w="http://schemas.openxmlformats.org/wordprocessingml/2006/main" xmlns:w14="http://schemas.microsoft.com/office/word/2010/wordml" xmlns:w15="http://schemas.microsoft.com/office/word/2012/wordml" xmlns:w16cex="http://schemas.microsoft.com/office/word/2018/wordml/cex" xmlns:w16cid="http://schemas.microsoft.com/office/word/2016/wordml/cid" xmlns:w16="http://schemas.microsoft.com/office/word/2018/wordml" xmlns:w16du="http://schemas.microsoft.com/office/word/2023/wordml/word16du" xmlns:w16sdtdh="http://schemas.microsoft.com/office/word/2020/wordml/sdtdatahash" xmlns:w16sdtfl="http://schemas.microsoft.com/office/word/2024/wordml/sdtformatlock" xmlns:w16se="http://schemas.microsoft.com/office/word/2015/wordml/symex" xmlns:wpg="http://schemas.microsoft.com/office/word/2010/wordprocessingGroup" xmlns:wpi="http://schemas.microsoft.com/office/word/2010/wordprocessingInk" xmlns:wne="http://schemas.microsoft.com/office/word/2006/wordml" xmlns:wps="http://schemas.microsoft.com/office/word/2010/wordprocessingShape" mc:Ignorable="w14 w15 w16se w16cid w16 w16cex w16sdtdh w16sdtfl w16du wp14">
   <w:abstractNum w:abstractNumId="0" w15:restartNumberingAfterBreak="0">
-    <w:nsid w:val="08EF5F0A"/>
+    <w:nsid w:val="0E5B7B8E"/>
     <w:multiLevelType w:val="multilevel"/>
-    <w:tmpl w:val="9BEC2980"/>
+    <w:tmpl w:val="8C98442C"/>
     <w:lvl w:ilvl="0">
       <w:start w:val="1"/>
       <w:numFmt w:val="bullet"/>
@@ -2766,16 +3428,16 @@
     </w:lvl>
   </w:abstractNum>
   <w:abstractNum w:abstractNumId="1" w15:restartNumberingAfterBreak="0">
-    <w:nsid w:val="269E28BB"/>
+    <w:nsid w:val="0FD168E7"/>
     <w:multiLevelType w:val="multilevel"/>
-    <w:tmpl w:val="A9800BA2"/>
+    <w:tmpl w:val="4404E1AE"/>
     <w:lvl w:ilvl="0">
       <w:start w:val="1"/>
       <w:numFmt w:val="bullet"/>
       <w:lvlText w:val="✔"/>
       <w:lvlJc w:val="left"/>
       <w:pPr>
-        <w:ind w:left="1429" w:hanging="360"/>
+        <w:ind w:left="720" w:hanging="360"/>
       </w:pPr>
       <w:rPr>
         <w:u w:val="none"/>
@@ -2787,7 +3449,7 @@
       <w:lvlText w:val="o"/>
       <w:lvlJc w:val="left"/>
       <w:pPr>
-        <w:ind w:left="2149" w:hanging="360"/>
+        <w:ind w:left="1440" w:hanging="360"/>
       </w:pPr>
       <w:rPr>
         <w:u w:val="none"/>
@@ -2799,7 +3461,7 @@
       <w:lvlText w:val="▪"/>
       <w:lvlJc w:val="left"/>
       <w:pPr>
-        <w:ind w:left="2869" w:hanging="360"/>
+        <w:ind w:left="2160" w:hanging="360"/>
       </w:pPr>
       <w:rPr>
         <w:u w:val="none"/>
@@ -2811,7 +3473,7 @@
       <w:lvlText w:val="●"/>
       <w:lvlJc w:val="left"/>
       <w:pPr>
-        <w:ind w:left="3589" w:hanging="360"/>
+        <w:ind w:left="2880" w:hanging="360"/>
       </w:pPr>
       <w:rPr>
         <w:u w:val="none"/>
@@ -2823,7 +3485,7 @@
       <w:lvlText w:val="o"/>
       <w:lvlJc w:val="left"/>
       <w:pPr>
-        <w:ind w:left="4309" w:hanging="360"/>
+        <w:ind w:left="3600" w:hanging="360"/>
       </w:pPr>
       <w:rPr>
         <w:u w:val="none"/>
@@ -2835,7 +3497,7 @@
       <w:lvlText w:val="▪"/>
       <w:lvlJc w:val="left"/>
       <w:pPr>
-        <w:ind w:left="5029" w:hanging="360"/>
+        <w:ind w:left="4320" w:hanging="360"/>
       </w:pPr>
       <w:rPr>
         <w:u w:val="none"/>
@@ -2847,7 +3509,7 @@
       <w:lvlText w:val="●"/>
       <w:lvlJc w:val="left"/>
       <w:pPr>
-        <w:ind w:left="5749" w:hanging="360"/>
+        <w:ind w:left="5040" w:hanging="360"/>
       </w:pPr>
       <w:rPr>
         <w:u w:val="none"/>
@@ -2859,7 +3521,7 @@
       <w:lvlText w:val="o"/>
       <w:lvlJc w:val="left"/>
       <w:pPr>
-        <w:ind w:left="6469" w:hanging="360"/>
+        <w:ind w:left="5760" w:hanging="360"/>
       </w:pPr>
       <w:rPr>
         <w:u w:val="none"/>
@@ -2871,7 +3533,7 @@
       <w:lvlText w:val="▪"/>
       <w:lvlJc w:val="left"/>
       <w:pPr>
-        <w:ind w:left="7189" w:hanging="360"/>
+        <w:ind w:left="6480" w:hanging="360"/>
       </w:pPr>
       <w:rPr>
         <w:u w:val="none"/>
@@ -2879,19 +3541,131 @@
     </w:lvl>
   </w:abstractNum>
   <w:abstractNum w:abstractNumId="2" w15:restartNumberingAfterBreak="0">
-    <w:nsid w:val="50E0685C"/>
+    <w:nsid w:val="62D968FC"/>
     <w:multiLevelType w:val="multilevel"/>
-    <w:tmpl w:val="AF1E9704"/>
+    <w:tmpl w:val="B21A1570"/>
+    <w:lvl w:ilvl="0">
+      <w:start w:val="1"/>
+      <w:numFmt w:val="bullet"/>
+      <w:lvlText w:val="✔"/>
+      <w:lvlJc w:val="left"/>
+      <w:pPr>
+        <w:ind w:left="1429" w:hanging="360"/>
+      </w:pPr>
+      <w:rPr>
+        <w:u w:val="none"/>
+      </w:rPr>
+    </w:lvl>
+    <w:lvl w:ilvl="1">
+      <w:start w:val="1"/>
+      <w:numFmt w:val="bullet"/>
+      <w:lvlText w:val="o"/>
+      <w:lvlJc w:val="left"/>
+      <w:pPr>
+        <w:ind w:left="2149" w:hanging="360"/>
+      </w:pPr>
+      <w:rPr>
+        <w:u w:val="none"/>
+      </w:rPr>
+    </w:lvl>
+    <w:lvl w:ilvl="2">
+      <w:start w:val="1"/>
+      <w:numFmt w:val="bullet"/>
+      <w:lvlText w:val="▪"/>
+      <w:lvlJc w:val="left"/>
+      <w:pPr>
+        <w:ind w:left="2869" w:hanging="360"/>
+      </w:pPr>
+      <w:rPr>
+        <w:u w:val="none"/>
+      </w:rPr>
+    </w:lvl>
+    <w:lvl w:ilvl="3">
+      <w:start w:val="1"/>
+      <w:numFmt w:val="bullet"/>
+      <w:lvlText w:val="●"/>
+      <w:lvlJc w:val="left"/>
+      <w:pPr>
+        <w:ind w:left="3589" w:hanging="360"/>
+      </w:pPr>
+      <w:rPr>
+        <w:u w:val="none"/>
+      </w:rPr>
+    </w:lvl>
+    <w:lvl w:ilvl="4">
+      <w:start w:val="1"/>
+      <w:numFmt w:val="bullet"/>
+      <w:lvlText w:val="o"/>
+      <w:lvlJc w:val="left"/>
+      <w:pPr>
+        <w:ind w:left="4309" w:hanging="360"/>
+      </w:pPr>
+      <w:rPr>
+        <w:u w:val="none"/>
+      </w:rPr>
+    </w:lvl>
+    <w:lvl w:ilvl="5">
+      <w:start w:val="1"/>
+      <w:numFmt w:val="bullet"/>
+      <w:lvlText w:val="▪"/>
+      <w:lvlJc w:val="left"/>
+      <w:pPr>
+        <w:ind w:left="5029" w:hanging="360"/>
+      </w:pPr>
+      <w:rPr>
+        <w:u w:val="none"/>
+      </w:rPr>
+    </w:lvl>
+    <w:lvl w:ilvl="6">
+      <w:start w:val="1"/>
+      <w:numFmt w:val="bullet"/>
+      <w:lvlText w:val="●"/>
+      <w:lvlJc w:val="left"/>
+      <w:pPr>
+        <w:ind w:left="5749" w:hanging="360"/>
+      </w:pPr>
+      <w:rPr>
+        <w:u w:val="none"/>
+      </w:rPr>
+    </w:lvl>
+    <w:lvl w:ilvl="7">
+      <w:start w:val="1"/>
+      <w:numFmt w:val="bullet"/>
+      <w:lvlText w:val="o"/>
+      <w:lvlJc w:val="left"/>
+      <w:pPr>
+        <w:ind w:left="6469" w:hanging="360"/>
+      </w:pPr>
+      <w:rPr>
+        <w:u w:val="none"/>
+      </w:rPr>
+    </w:lvl>
+    <w:lvl w:ilvl="8">
+      <w:start w:val="1"/>
+      <w:numFmt w:val="bullet"/>
+      <w:lvlText w:val="▪"/>
+      <w:lvlJc w:val="left"/>
+      <w:pPr>
+        <w:ind w:left="7189" w:hanging="360"/>
+      </w:pPr>
+      <w:rPr>
+        <w:u w:val="none"/>
+      </w:rPr>
+    </w:lvl>
+  </w:abstractNum>
+  <w:abstractNum w:abstractNumId="3" w15:restartNumberingAfterBreak="0">
+    <w:nsid w:val="63017AE1"/>
+    <w:multiLevelType w:val="multilevel"/>
+    <w:tmpl w:val="E71CAEEE"/>
     <w:lvl w:ilvl="0">
       <w:start w:val="1"/>
       <w:numFmt w:val="decimalZero"/>
       <w:lvlText w:val="%1."/>
       <w:lvlJc w:val="left"/>
       <w:pPr>
-        <w:ind w:left="1440" w:hanging="360"/>
-      </w:pPr>
-      <w:rPr>
-        <w:color w:val="00C9EB"/>
+        <w:ind w:left="1360" w:hanging="360"/>
+      </w:pPr>
+      <w:rPr>
         <w:u w:val="none"/>
       </w:rPr>
     </w:lvl>
@@ -2901,9 +3675,10 @@
       <w:lvlText w:val="%2."/>
       <w:lvlJc w:val="left"/>
       <w:pPr>
-        <w:ind w:left="2160" w:hanging="360"/>
-      </w:pPr>
-      <w:rPr>
+        <w:ind w:left="566" w:hanging="359"/>
+      </w:pPr>
+      <w:rPr>
+        <w:color w:val="00C9EB"/>
         <w:u w:val="none"/>
       </w:rPr>
     </w:lvl>
@@ -2913,7 +3688,7 @@
       <w:lvlText w:val="%3."/>
       <w:lvlJc w:val="right"/>
       <w:pPr>
-        <w:ind w:left="2880" w:hanging="360"/>
+        <w:ind w:left="2800" w:hanging="180"/>
       </w:pPr>
       <w:rPr>
         <w:u w:val="none"/>
@@ -2925,7 +3700,7 @@
       <w:lvlText w:val="%4."/>
       <w:lvlJc w:val="left"/>
       <w:pPr>
-        <w:ind w:left="3600" w:hanging="360"/>
+        <w:ind w:left="3520" w:hanging="360"/>
       </w:pPr>
       <w:rPr>
         <w:u w:val="none"/>
@@ -2937,7 +3712,7 @@
       <w:lvlText w:val="%5."/>
       <w:lvlJc w:val="left"/>
       <w:pPr>
-        <w:ind w:left="4320" w:hanging="360"/>
+        <w:ind w:left="4240" w:hanging="360"/>
       </w:pPr>
       <w:rPr>
         <w:u w:val="none"/>
@@ -2949,7 +3724,7 @@
       <w:lvlText w:val="%6."/>
       <w:lvlJc w:val="right"/>
       <w:pPr>
-        <w:ind w:left="5040" w:hanging="360"/>
+        <w:ind w:left="4960" w:hanging="180"/>
       </w:pPr>
       <w:rPr>
         <w:u w:val="none"/>
@@ -2961,7 +3736,7 @@
       <w:lvlText w:val="%7."/>
       <w:lvlJc w:val="left"/>
       <w:pPr>
-        <w:ind w:left="5760" w:hanging="360"/>
+        <w:ind w:left="5680" w:hanging="360"/>
       </w:pPr>
       <w:rPr>
         <w:u w:val="none"/>
@@ -2973,7 +3748,7 @@
       <w:lvlText w:val="%8."/>
       <w:lvlJc w:val="left"/>
       <w:pPr>
-        <w:ind w:left="6480" w:hanging="360"/>
+        <w:ind w:left="6400" w:hanging="360"/>
       </w:pPr>
       <w:rPr>
         <w:u w:val="none"/>
@@ -2985,26 +3760,27 @@
       <w:lvlText w:val="%9."/>
       <w:lvlJc w:val="right"/>
       <w:pPr>
-        <w:ind w:left="7200" w:hanging="360"/>
+        <w:ind w:left="7120" w:hanging="180"/>
       </w:pPr>
       <w:rPr>
         <w:u w:val="none"/>
       </w:rPr>
     </w:lvl>
   </w:abstractNum>
-  <w:abstractNum w:abstractNumId="3" w15:restartNumberingAfterBreak="0">
-    <w:nsid w:val="5CBC6EE3"/>
+  <w:abstractNum w:abstractNumId="4" w15:restartNumberingAfterBreak="0">
+    <w:nsid w:val="722B3B0A"/>
     <w:multiLevelType w:val="multilevel"/>
-    <w:tmpl w:val="1D709FE4"/>
+    <w:tmpl w:val="444ECBB4"/>
     <w:lvl w:ilvl="0">
       <w:start w:val="1"/>
       <w:numFmt w:val="decimalZero"/>
       <w:lvlText w:val="%1."/>
       <w:lvlJc w:val="left"/>
       <w:pPr>
-        <w:ind w:left="1360" w:hanging="360"/>
-      </w:pPr>
-      <w:rPr>
+        <w:ind w:left="1440" w:hanging="360"/>
+      </w:pPr>
+      <w:rPr>
+        <w:color w:val="00C9EB"/>
         <w:u w:val="none"/>
       </w:rPr>
     </w:lvl>
@@ -3014,10 +3790,9 @@
       <w:lvlText w:val="%2."/>
       <w:lvlJc w:val="left"/>
       <w:pPr>
-        <w:ind w:left="566" w:hanging="359"/>
-      </w:pPr>
-      <w:rPr>
-        <w:color w:val="00C9EB"/>
+        <w:ind w:left="2160" w:hanging="360"/>
+      </w:pPr>
+      <w:rPr>
         <w:u w:val="none"/>
       </w:rPr>
     </w:lvl>
@@ -3027,7 +3802,7 @@
       <w:lvlText w:val="%3."/>
       <w:lvlJc w:val="right"/>
       <w:pPr>
-        <w:ind w:left="2800" w:hanging="180"/>
+        <w:ind w:left="2880" w:hanging="360"/>
       </w:pPr>
       <w:rPr>
         <w:u w:val="none"/>
@@ -3039,7 +3814,7 @@
       <w:lvlText w:val="%4."/>
       <w:lvlJc w:val="left"/>
       <w:pPr>
-        <w:ind w:left="3520" w:hanging="360"/>
+        <w:ind w:left="3600" w:hanging="360"/>
       </w:pPr>
       <w:rPr>
         <w:u w:val="none"/>
@@ -3051,7 +3826,7 @@
       <w:lvlText w:val="%5."/>
       <w:lvlJc w:val="left"/>
       <w:pPr>
-        <w:ind w:left="4240" w:hanging="360"/>
+        <w:ind w:left="4320" w:hanging="360"/>
       </w:pPr>
       <w:rPr>
         <w:u w:val="none"/>
@@ -3063,7 +3838,7 @@
       <w:lvlText w:val="%6."/>
       <w:lvlJc w:val="right"/>
       <w:pPr>
-        <w:ind w:left="4960" w:hanging="180"/>
+        <w:ind w:left="5040" w:hanging="360"/>
       </w:pPr>
       <w:rPr>
         <w:u w:val="none"/>
@@ -3075,7 +3850,7 @@
       <w:lvlText w:val="%7."/>
       <w:lvlJc w:val="left"/>
       <w:pPr>
-        <w:ind w:left="5680" w:hanging="360"/>
+        <w:ind w:left="5760" w:hanging="360"/>
       </w:pPr>
       <w:rPr>
         <w:u w:val="none"/>
@@ -3087,7 +3862,7 @@
       <w:lvlText w:val="%8."/>
       <w:lvlJc w:val="left"/>
       <w:pPr>
-        <w:ind w:left="6400" w:hanging="360"/>
+        <w:ind w:left="6480" w:hanging="360"/>
       </w:pPr>
       <w:rPr>
         <w:u w:val="none"/>
@@ -3099,140 +3874,27 @@
       <w:lvlText w:val="%9."/>
       <w:lvlJc w:val="right"/>
       <w:pPr>
-        <w:ind w:left="7120" w:hanging="180"/>
+        <w:ind w:left="7200" w:hanging="360"/>
       </w:pPr>
       <w:rPr>
         <w:u w:val="none"/>
       </w:rPr>
     </w:lvl>
   </w:abstractNum>
-  <w:abstractNum w:abstractNumId="4" w15:restartNumberingAfterBreak="0">
-    <w:nsid w:val="5D5E2BF6"/>
-    <w:multiLevelType w:val="multilevel"/>
-    <w:tmpl w:val="685C136E"/>
-    <w:lvl w:ilvl="0">
-      <w:start w:val="1"/>
-      <w:numFmt w:val="bullet"/>
-      <w:lvlText w:val="✔"/>
-      <w:lvlJc w:val="left"/>
-      <w:pPr>
-        <w:ind w:left="720" w:hanging="360"/>
-      </w:pPr>
-      <w:rPr>
-        <w:u w:val="none"/>
-      </w:rPr>
-    </w:lvl>
-    <w:lvl w:ilvl="1">
-      <w:start w:val="1"/>
-      <w:numFmt w:val="bullet"/>
-      <w:lvlText w:val="o"/>
-      <w:lvlJc w:val="left"/>
-      <w:pPr>
-        <w:ind w:left="1440" w:hanging="360"/>
-      </w:pPr>
-      <w:rPr>
-        <w:u w:val="none"/>
-      </w:rPr>
-    </w:lvl>
-    <w:lvl w:ilvl="2">
-      <w:start w:val="1"/>
-      <w:numFmt w:val="bullet"/>
-      <w:lvlText w:val="▪"/>
-      <w:lvlJc w:val="left"/>
-      <w:pPr>
-        <w:ind w:left="2160" w:hanging="360"/>
-      </w:pPr>
-      <w:rPr>
-        <w:u w:val="none"/>
-      </w:rPr>
-    </w:lvl>
-    <w:lvl w:ilvl="3">
-      <w:start w:val="1"/>
-      <w:numFmt w:val="bullet"/>
-      <w:lvlText w:val="●"/>
-      <w:lvlJc w:val="left"/>
-      <w:pPr>
-        <w:ind w:left="2880" w:hanging="360"/>
-      </w:pPr>
-      <w:rPr>
-        <w:u w:val="none"/>
-      </w:rPr>
-    </w:lvl>
-    <w:lvl w:ilvl="4">
-      <w:start w:val="1"/>
-      <w:numFmt w:val="bullet"/>
-      <w:lvlText w:val="o"/>
-      <w:lvlJc w:val="left"/>
-      <w:pPr>
-        <w:ind w:left="3600" w:hanging="360"/>
-      </w:pPr>
-      <w:rPr>
-        <w:u w:val="none"/>
-      </w:rPr>
-    </w:lvl>
-    <w:lvl w:ilvl="5">
-      <w:start w:val="1"/>
-      <w:numFmt w:val="bullet"/>
-      <w:lvlText w:val="▪"/>
-      <w:lvlJc w:val="left"/>
-      <w:pPr>
-        <w:ind w:left="4320" w:hanging="360"/>
-      </w:pPr>
-      <w:rPr>
-        <w:u w:val="none"/>
-      </w:rPr>
-    </w:lvl>
-    <w:lvl w:ilvl="6">
-      <w:start w:val="1"/>
-      <w:numFmt w:val="bullet"/>
-      <w:lvlText w:val="●"/>
-      <w:lvlJc w:val="left"/>
-      <w:pPr>
-        <w:ind w:left="5040" w:hanging="360"/>
-      </w:pPr>
-      <w:rPr>
-        <w:u w:val="none"/>
-      </w:rPr>
-    </w:lvl>
-    <w:lvl w:ilvl="7">
-      <w:start w:val="1"/>
-      <w:numFmt w:val="bullet"/>
-      <w:lvlText w:val="o"/>
-      <w:lvlJc w:val="left"/>
-      <w:pPr>
-        <w:ind w:left="5760" w:hanging="360"/>
-      </w:pPr>
-      <w:rPr>
-        <w:u w:val="none"/>
-      </w:rPr>
-    </w:lvl>
-    <w:lvl w:ilvl="8">
-      <w:start w:val="1"/>
-      <w:numFmt w:val="bullet"/>
-      <w:lvlText w:val="▪"/>
-      <w:lvlJc w:val="left"/>
-      <w:pPr>
-        <w:ind w:left="6480" w:hanging="360"/>
-      </w:pPr>
-      <w:rPr>
-        <w:u w:val="none"/>
-      </w:rPr>
-    </w:lvl>
-  </w:abstractNum>
-  <w:num w:numId="1" w16cid:durableId="602687580">
+  <w:num w:numId="1" w16cid:durableId="73354807">
     <w:abstractNumId w:val="3"/>
   </w:num>
-  <w:num w:numId="2" w16cid:durableId="763116172">
+  <w:num w:numId="2" w16cid:durableId="128018134">
+    <w:abstractNumId w:val="2"/>
+  </w:num>
+  <w:num w:numId="3" w16cid:durableId="471412218">
     <w:abstractNumId w:val="1"/>
   </w:num>
-  <w:num w:numId="3" w16cid:durableId="1172571148">
-    <w:abstractNumId w:val="4"/>
-  </w:num>
-  <w:num w:numId="4" w16cid:durableId="909194388">
+  <w:num w:numId="4" w16cid:durableId="586620205">
     <w:abstractNumId w:val="0"/>
   </w:num>
-  <w:num w:numId="5" w16cid:durableId="674461165">
-    <w:abstractNumId w:val="2"/>
+  <w:num w:numId="5" w16cid:durableId="1313947860">
+    <w:abstractNumId w:val="4"/>
   </w:num>
 </w:numbering>
 </file>
@@ -3853,9 +4515,9 @@
       <w:tblStyleColBandSize w:val="1"/>
       <w:tblCellMar>
         <w:top w:w="0" w:type="dxa"/>
-        <w:left w:w="115" w:type="dxa"/>
+        <w:left w:w="108" w:type="dxa"/>
         <w:bottom w:w="0" w:type="dxa"/>
-        <w:right w:w="115" w:type="dxa"/>
+        <w:right w:w="108" w:type="dxa"/>
       </w:tblCellMar>
     </w:tblPr>
   </w:style>
@@ -3872,13 +4534,62 @@
       </w:tblCellMar>
     </w:tblPr>
   </w:style>
+  <w:style w:type="table" w:customStyle="1" w:styleId="a2">
+    <w:basedOn w:val="TableNormal"/>
+    <w:tblPr>
+      <w:tblStyleRowBandSize w:val="1"/>
+      <w:tblStyleColBandSize w:val="1"/>
+      <w:tblCellMar>
+        <w:top w:w="0" w:type="dxa"/>
+        <w:left w:w="115" w:type="dxa"/>
+        <w:bottom w:w="0" w:type="dxa"/>
+        <w:right w:w="115" w:type="dxa"/>
+      </w:tblCellMar>
+    </w:tblPr>
+  </w:style>
+  <w:style w:type="paragraph" w:styleId="Sumrio1">
+    <w:name w:val="toc 1"/>
+    <w:basedOn w:val="Normal"/>
+    <w:next w:val="Normal"/>
+    <w:autoRedefine/>
+    <w:uiPriority w:val="39"/>
+    <w:unhideWhenUsed/>
+    <w:rsid w:val="004E4112"/>
+    <w:pPr>
+      <w:spacing w:after="100"/>
+    </w:pPr>
+  </w:style>
+  <w:style w:type="paragraph" w:styleId="Sumrio2">
+    <w:name w:val="toc 2"/>
+    <w:basedOn w:val="Normal"/>
+    <w:next w:val="Normal"/>
+    <w:autoRedefine/>
+    <w:uiPriority w:val="39"/>
+    <w:unhideWhenUsed/>
+    <w:rsid w:val="004E4112"/>
+    <w:pPr>
+      <w:spacing w:after="100"/>
+      <w:ind w:left="200"/>
+    </w:pPr>
+  </w:style>
+  <w:style w:type="character" w:styleId="Hyperlink">
+    <w:name w:val="Hyperlink"/>
+    <w:basedOn w:val="Fontepargpadro"/>
+    <w:uiPriority w:val="99"/>
+    <w:unhideWhenUsed/>
+    <w:rsid w:val="004E4112"/>
+    <w:rPr>
+      <w:color w:val="0000FF" w:themeColor="hyperlink"/>
+      <w:u w:val="single"/>
+    </w:rPr>
+  </w:style>
   <w:style w:type="paragraph" w:styleId="Cabealho">
     <w:name w:val="header"/>
     <w:basedOn w:val="Normal"/>
     <w:link w:val="CabealhoChar"/>
     <w:uiPriority w:val="99"/>
     <w:unhideWhenUsed/>
-    <w:rsid w:val="00661872"/>
+    <w:rsid w:val="0027555F"/>
     <w:pPr>
       <w:tabs>
         <w:tab w:val="center" w:pos="4252"/>
@@ -3892,7 +4603,7 @@
     <w:basedOn w:val="Fontepargpadro"/>
     <w:link w:val="Cabealho"/>
     <w:uiPriority w:val="99"/>
-    <w:rsid w:val="00661872"/>
+    <w:rsid w:val="0027555F"/>
   </w:style>
   <w:style w:type="paragraph" w:styleId="Rodap">
     <w:name w:val="footer"/>
@@ -3900,7 +4611,7 @@
     <w:link w:val="RodapChar"/>
     <w:uiPriority w:val="99"/>
     <w:unhideWhenUsed/>
-    <w:rsid w:val="00661872"/>
+    <w:rsid w:val="0027555F"/>
     <w:pPr>
       <w:tabs>
         <w:tab w:val="center" w:pos="4252"/>
@@ -3914,7 +4625,7 @@
     <w:basedOn w:val="Fontepargpadro"/>
     <w:link w:val="Rodap"/>
     <w:uiPriority w:val="99"/>
-    <w:rsid w:val="00661872"/>
+    <w:rsid w:val="0027555F"/>
   </w:style>
 </w:styles>
 </file>
@@ -4237,19 +4948,4 @@
   </a:objectDefaults>
   <a:extraClrSchemeLst/>
 </a:theme>
-</file>
-
-<file path=customXml/item1.xml><?xml version="1.0" encoding="utf-8"?>
-<go:gDocsCustomXmlDataStorage xmlns:go="http://customooxmlschemas.google.com/" xmlns:r="http://schemas.openxmlformats.org/officeDocument/2006/relationships" uri="GoogleDocsCustomDataVersion2">
-  <go:docsCustomData xmlns:go="http://customooxmlschemas.google.com/" roundtripDataSignature="AMtx7mjtLxSxFfzdJgUxR7RnuVN8Cxe19g==">CgMxLjAyDmguOTRsdzkwbDdrZDJ0Mg5oLnBkYmV0cGR4YmFuNTIOaC5jYWg3Y3d3MjFmamUyDmgucG1jZnQ2OHd0dHE1Mg5oLmFtM2JobTg3ODl5ZTIOaC5ma291dGl0bW5pNmUyDmguanE4Z2luNjQ3c2k4Mg5oLnRyaW1rejRoY2t2ejIOaC4zcGp3cTF0YjJ6M3U4AHIhMVJZOWtIbFQwczlsbjdIdVIwa0RzSGZyT2cwcHhSdmk4</go:docsCustomData>
-</go:gDocsCustomXmlDataStorage>
-</file>
-
-<file path=customXml/itemProps1.xml><?xml version="1.0" encoding="utf-8"?>
-<ds:datastoreItem xmlns:ds="http://schemas.openxmlformats.org/officeDocument/2006/customXml" ds:itemID="{11111111-1234-1234-1234-123412341234}">
-  <ds:schemaRefs>
-    <ds:schemaRef ds:uri="http://customooxmlschemas.google.com/"/>
-    <ds:schemaRef ds:uri="http://schemas.openxmlformats.org/officeDocument/2006/relationships"/>
-  </ds:schemaRefs>
-</ds:datastoreItem>
 </file>